--- a/docs/Руководство КОМПАС-менеджер.docx
+++ b/docs/Руководство КОМПАС-менеджер.docx
@@ -12,7 +12,7 @@
     </w:p>
     <w:p>
       <w:r>
-        <w:t xml:space="preserve">Версия программы: 0.5. Файл программы — KompasManager.exe, последняя сборка:</w:t>
+        <w:t xml:space="preserve">Версия программы: 0.6. Файл программы — KompasManager.exe, последняя сборка:</w:t>
       </w:r>
     </w:p>
     <w:p>
@@ -64,6 +64,28 @@
       </w:r>
       <w:r>
         <w:t xml:space="preserve"> (подпапки допустимы). Снаружи могут быть только библиотечные элементы. Тогда папку изделия можно копировать и переносить без поломки ссылок.</w:t>
+      </w:r>
+    </w:p>
+    <w:p>
+      <w:pPr>
+        <w:pStyle w:val="ListParagraph"/>
+        <w:numPr>
+          <w:ilvl w:val="0"/>
+          <w:numId w:val="2"/>
+        </w:numPr>
+      </w:pPr>
+      <w:r>
+        <w:t xml:space="preserve">Окно программы состоит из трёх частей: слева — разделы с проектами, в центре — текущее изделие, справа — </w:t>
+      </w:r>
+      <w:r>
+        <w:rPr>
+          <w:b/>
+          <w:bCs/>
+        </w:rPr>
+        <w:t xml:space="preserve">источник</w:t>
+      </w:r>
+      <w:r>
+        <w:t xml:space="preserve"> (вкладки «Изделия» и «Библиотека»), откуда элементы вставляются в выделенную сборку текущего изделия.</w:t>
       </w:r>
     </w:p>
     <w:p>
@@ -2006,17 +2028,7 @@
         </w:numPr>
       </w:pPr>
       <w:r>
-        <w:t xml:space="preserve">Вкладка «Библиотека», выберите элемент и нажмите </w:t>
-      </w:r>
-      <w:r>
-        <w:rPr>
-          <w:b/>
-          <w:bCs/>
-        </w:rPr>
-        <w:t xml:space="preserve">«Вставить в проект…»</w:t>
-      </w:r>
-      <w:r>
-        <w:t xml:space="preserve"> или сделайте двойной щелчок.</w:t>
+        <w:t xml:space="preserve">В центре выделите сборку, куда вставлять (если выделена деталь — вставка пойдёт в её сборку; если ничего — в головную). Над кнопками справа видно «Куда: …».</w:t>
       </w:r>
     </w:p>
     <w:p>
@@ -2028,7 +2040,17 @@
         </w:numPr>
       </w:pPr>
       <w:r>
-        <w:t xml:space="preserve">Выберите строку таблицы типоразмеров или впишите значения вручную. Пустое значение означает «как в модели».</w:t>
+        <w:t xml:space="preserve">Справа, вкладка «Библиотека»: выберите элемент и нажмите </w:t>
+      </w:r>
+      <w:r>
+        <w:rPr>
+          <w:b/>
+          <w:bCs/>
+        </w:rPr>
+        <w:t xml:space="preserve">«← Вставить в выделенную сборку…»</w:t>
+      </w:r>
+      <w:r>
+        <w:t xml:space="preserve"> (или двойной щелчок).</w:t>
       </w:r>
     </w:p>
     <w:p>
@@ -2040,17 +2062,7 @@
         </w:numPr>
       </w:pPr>
       <w:r>
-        <w:t xml:space="preserve">Выберите </w:t>
-      </w:r>
-      <w:r>
-        <w:rPr>
-          <w:b/>
-          <w:bCs/>
-        </w:rPr>
-        <w:t xml:space="preserve">папку в изделии</w:t>
-      </w:r>
-      <w:r>
-        <w:t xml:space="preserve">, куда положить копию.</w:t>
+        <w:t xml:space="preserve">Выберите строку таблицы типоразмеров или впишите значения (пусто — как в модели), количество. Папка по умолчанию — папка выбранной сборки, то есть файл ляжет на тот же уровень изделия.</w:t>
       </w:r>
     </w:p>
     <w:p>
@@ -2062,7 +2074,7 @@
         </w:numPr>
       </w:pPr>
       <w:r>
-        <w:t xml:space="preserve">Проверьте внизу обозначение, наименование и имя файла и нажмите </w:t>
+        <w:t xml:space="preserve">Проверьте внизу обозначение, наименование, имя файла и нажмите </w:t>
       </w:r>
       <w:r>
         <w:rPr>
@@ -2084,19 +2096,17 @@
         </w:numPr>
       </w:pPr>
       <w:r>
-        <w:t xml:space="preserve">Программа создаст копию с этими значениями в переменных самой копии, поэтому чертёж по ней будет правильным. Если такой типоразмер в изделии уже есть, будет использован существующий файл.</w:t>
-      </w:r>
-    </w:p>
-    <w:p>
-      <w:pPr>
-        <w:pStyle w:val="ListParagraph"/>
-        <w:numPr>
-          <w:ilvl w:val="0"/>
-          <w:numId w:val="8"/>
-        </w:numPr>
-      </w:pPr>
-      <w:r>
-        <w:t xml:space="preserve">Путь к копии окажется в буфере обмена. В КОМПАСе в нужной сборке выберите «Добавить компонент из файла» и вставьте путь (Ctrl+V). Автоматическая вставка библиотечного элемента в сборку пока не сделана.</w:t>
+        <w:t xml:space="preserve">Программа создаст копию со значениями в переменных самой копии (чертёж по ней будет правильным) и вставит её в сборку. </w:t>
+      </w:r>
+      <w:r>
+        <w:rPr>
+          <w:b/>
+          <w:bCs/>
+        </w:rPr>
+        <w:t xml:space="preserve">Один типоразмер — один файл на всё изделие</w:t>
+      </w:r>
+      <w:r>
+        <w:t xml:space="preserve">: если файл с таким именем в изделии уже есть, вставляется он. Если элемент — библиотечная сборка, вместе с ней в изделие копируется весь её состав.</w:t>
       </w:r>
     </w:p>
     <w:p>
@@ -2663,7 +2673,7 @@
         <w:pStyle w:val="Heading2"/>
       </w:pPr>
       <w:r>
-        <w:t xml:space="preserve">4.5. Перенести узел из одного изделия в другое</w:t>
+        <w:t xml:space="preserve">4.5. Вставить изделие или узел из другого проекта</w:t>
       </w:r>
     </w:p>
     <w:p>
@@ -2675,14 +2685,150 @@
         </w:numPr>
       </w:pPr>
       <w:r>
-        <w:t xml:space="preserve">В изделии-источнике правой кнопкой на сборке или детали выберите </w:t>
-      </w:r>
-      <w:r>
-        <w:rPr>
-          <w:b/>
-          <w:bCs/>
-        </w:rPr>
-        <w:t xml:space="preserve">«Копировать узел для другого проекта»</w:t>
+        <w:t xml:space="preserve">В центре выделите сборку, куда вставлять.</w:t>
+      </w:r>
+    </w:p>
+    <w:p>
+      <w:pPr>
+        <w:pStyle w:val="ListParagraph"/>
+        <w:numPr>
+          <w:ilvl w:val="0"/>
+          <w:numId w:val="12"/>
+        </w:numPr>
+      </w:pPr>
+      <w:r>
+        <w:t xml:space="preserve">Справа, вкладка «Изделия»: в разделах щёлкните по изделию-источнику — ниже появится его состав (первый раз программа прочитает файлы через КОМПАС).</w:t>
+      </w:r>
+    </w:p>
+    <w:p>
+      <w:pPr>
+        <w:pStyle w:val="ListParagraph"/>
+        <w:numPr>
+          <w:ilvl w:val="0"/>
+          <w:numId w:val="12"/>
+        </w:numPr>
+      </w:pPr>
+      <w:r>
+        <w:t xml:space="preserve">Выделите в составе сборку или деталь (можно головную сборку — тогда вставится всё изделие) и нажмите </w:t>
+      </w:r>
+      <w:r>
+        <w:rPr>
+          <w:b/>
+          <w:bCs/>
+        </w:rPr>
+        <w:t xml:space="preserve">«← Вставить в выделенную сборку»</w:t>
+      </w:r>
+      <w:r>
+        <w:t xml:space="preserve"> (или двойной щелчок).</w:t>
+      </w:r>
+    </w:p>
+    <w:p>
+      <w:pPr>
+        <w:pStyle w:val="ListParagraph"/>
+        <w:numPr>
+          <w:ilvl w:val="0"/>
+          <w:numId w:val="12"/>
+        </w:numPr>
+      </w:pPr>
+      <w:r>
+        <w:t xml:space="preserve">Выберите:</w:t>
+      </w:r>
+    </w:p>
+    <w:p>
+      <w:pPr>
+        <w:pStyle w:val="ListParagraph"/>
+        <w:numPr>
+          <w:ilvl w:val="1"/>
+          <w:numId w:val="2"/>
+        </w:numPr>
+      </w:pPr>
+      <w:r>
+        <w:rPr>
+          <w:b/>
+          <w:bCs/>
+        </w:rPr>
+        <w:t xml:space="preserve">«Вставить и пронумеровать по схеме»</w:t>
+      </w:r>
+      <w:r>
+        <w:t xml:space="preserve"> — после вставки узел получает следующие свободные обозначения по схеме текущего изделия; они показываются синим, проверьте и нажмите «Переобозначить» — файлы, свойства, штампы обновятся;</w:t>
+      </w:r>
+    </w:p>
+    <w:p>
+      <w:pPr>
+        <w:pStyle w:val="ListParagraph"/>
+        <w:numPr>
+          <w:ilvl w:val="1"/>
+          <w:numId w:val="2"/>
+        </w:numPr>
+      </w:pPr>
+      <w:r>
+        <w:rPr>
+          <w:b/>
+          <w:bCs/>
+        </w:rPr>
+        <w:t xml:space="preserve">«Вставить без изменения обозначений»</w:t>
+      </w:r>
+      <w:r>
+        <w:t xml:space="preserve"> — обозначения остаются как в источнике.</w:t>
+      </w:r>
+    </w:p>
+    <w:p>
+      <w:pPr>
+        <w:pStyle w:val="ListParagraph"/>
+        <w:numPr>
+          <w:ilvl w:val="0"/>
+          <w:numId w:val="12"/>
+        </w:numPr>
+      </w:pPr>
+      <w:r>
+        <w:t xml:space="preserve">Что происходит: файлы узла (модели, чертежи, спецификации) копируются в папку выбранной сборки с сохранением своей раскладки (если имена заняты — в подпапку с именем узла); библиотечные и другие внешние файлы узла тоже копируются в изделие; все ссылки перепривязываются — </w:t>
+      </w:r>
+      <w:r>
+        <w:rPr>
+          <w:b/>
+          <w:bCs/>
+        </w:rPr>
+        <w:t xml:space="preserve">узел полностью отвязан от исходных файлов</w:t>
+      </w:r>
+      <w:r>
+        <w:t xml:space="preserve">; узел вставляется в выбранную сборку. Источник не меняется.</w:t>
+      </w:r>
+    </w:p>
+    <w:p>
+      <w:pPr>
+        <w:pStyle w:val="Heading2"/>
+      </w:pPr>
+      <w:r>
+        <w:t xml:space="preserve">4.6. Скопировать изделие или проект целиком</w:t>
+      </w:r>
+    </w:p>
+    <w:p>
+      <w:pPr>
+        <w:pStyle w:val="ListParagraph"/>
+        <w:numPr>
+          <w:ilvl w:val="0"/>
+          <w:numId w:val="13"/>
+        </w:numPr>
+      </w:pPr>
+      <w:r>
+        <w:t xml:space="preserve">В дереве слева правой кнопкой на папке выберите </w:t>
+      </w:r>
+      <w:r>
+        <w:rPr>
+          <w:b/>
+          <w:bCs/>
+        </w:rPr>
+        <w:t xml:space="preserve">«Копировать папку»</w:t>
+      </w:r>
+      <w:r>
+        <w:t xml:space="preserve">, затем правой кнопкой на папке назначения — </w:t>
+      </w:r>
+      <w:r>
+        <w:rPr>
+          <w:b/>
+          <w:bCs/>
+        </w:rPr>
+        <w:t xml:space="preserve">«Вставить папку»</w:t>
       </w:r>
       <w:r>
         <w:t xml:space="preserve">.</w:t>
@@ -2693,65 +2839,23 @@
         <w:pStyle w:val="ListParagraph"/>
         <w:numPr>
           <w:ilvl w:val="0"/>
-          <w:numId w:val="12"/>
-        </w:numPr>
-      </w:pPr>
-      <w:r>
-        <w:t xml:space="preserve">Откройте другое изделие и правой кнопкой на нужной сборке выберите </w:t>
-      </w:r>
-      <w:r>
-        <w:rPr>
-          <w:b/>
-          <w:bCs/>
-        </w:rPr>
-        <w:t xml:space="preserve">«Вставить узел … в эту сборку…»</w:t>
-      </w:r>
-      <w:r>
-        <w:t xml:space="preserve">.</w:t>
-      </w:r>
-    </w:p>
-    <w:p>
-      <w:pPr>
-        <w:pStyle w:val="ListParagraph"/>
-        <w:numPr>
-          <w:ilvl w:val="0"/>
-          <w:numId w:val="12"/>
-        </w:numPr>
-      </w:pPr>
-      <w:r>
-        <w:t xml:space="preserve">Копируются модели узла с чертежами и спецификациями, библиотечные файлы не копируются. Ссылки внутри копий перепривязываются, узел вставляется компонентом.</w:t>
-      </w:r>
-    </w:p>
-    <w:p>
-      <w:pPr>
-        <w:pStyle w:val="ListParagraph"/>
-        <w:numPr>
-          <w:ilvl w:val="0"/>
-          <w:numId w:val="12"/>
-        </w:numPr>
-      </w:pPr>
-      <w:r>
-        <w:t xml:space="preserve">Обозначения остаются от исходного изделия. Чтобы пронумеровать узел по схеме нового изделия, нажмите </w:t>
-      </w:r>
-      <w:r>
-        <w:rPr>
-          <w:b/>
-          <w:bCs/>
-        </w:rPr>
-        <w:t xml:space="preserve">«Применить схему»</w:t>
-      </w:r>
-      <w:r>
-        <w:t xml:space="preserve"> и затем </w:t>
-      </w:r>
-      <w:r>
-        <w:rPr>
-          <w:b/>
-          <w:bCs/>
-        </w:rPr>
-        <w:t xml:space="preserve">«Переобозначить»</w:t>
-      </w:r>
-      <w:r>
-        <w:t xml:space="preserve">.</w:t>
+          <w:numId w:val="13"/>
+        </w:numPr>
+      </w:pPr>
+      <w:r>
+        <w:t xml:space="preserve">После вставки программа сама проверит ссылки копии и перепривяжет те, что вели в оригинал. Обычно КОМПАС находит файлы копии сам, и перепривязывать нечего.</w:t>
+      </w:r>
+    </w:p>
+    <w:p>
+      <w:pPr>
+        <w:pStyle w:val="ListParagraph"/>
+        <w:numPr>
+          <w:ilvl w:val="0"/>
+          <w:numId w:val="13"/>
+        </w:numPr>
+      </w:pPr>
+      <w:r>
+        <w:t xml:space="preserve">Чтобы сделать из копии новое изделие с новым кодом: откройте копию, «Обозначения → Схема обозначения…», задайте новый код, затем «Применить схему» и «Переобозначить».</w:t>
       </w:r>
     </w:p>
     <w:p>
@@ -2759,63 +2863,121 @@
         <w:pStyle w:val="Heading2"/>
       </w:pPr>
       <w:r>
-        <w:t xml:space="preserve">4.6. Скопировать изделие или проект целиком</w:t>
-      </w:r>
-    </w:p>
-    <w:p>
-      <w:pPr>
-        <w:pStyle w:val="ListParagraph"/>
-        <w:numPr>
-          <w:ilvl w:val="0"/>
-          <w:numId w:val="13"/>
-        </w:numPr>
-      </w:pPr>
-      <w:r>
-        <w:t xml:space="preserve">В дереве слева правой кнопкой на папке выберите </w:t>
-      </w:r>
-      <w:r>
-        <w:rPr>
-          <w:b/>
-          <w:bCs/>
-        </w:rPr>
-        <w:t xml:space="preserve">«Копировать папку»</w:t>
-      </w:r>
-      <w:r>
-        <w:t xml:space="preserve">, затем правой кнопкой на папке назначения — </w:t>
-      </w:r>
-      <w:r>
-        <w:rPr>
-          <w:b/>
-          <w:bCs/>
-        </w:rPr>
-        <w:t xml:space="preserve">«Вставить папку»</w:t>
-      </w:r>
-      <w:r>
-        <w:t xml:space="preserve">.</w:t>
-      </w:r>
-    </w:p>
-    <w:p>
-      <w:pPr>
-        <w:pStyle w:val="ListParagraph"/>
-        <w:numPr>
-          <w:ilvl w:val="0"/>
-          <w:numId w:val="13"/>
-        </w:numPr>
-      </w:pPr>
-      <w:r>
-        <w:t xml:space="preserve">После вставки программа сама проверит ссылки копии и перепривяжет те, что вели в оригинал. Обычно КОМПАС находит файлы копии сам, и перепривязывать нечего.</w:t>
-      </w:r>
-    </w:p>
-    <w:p>
-      <w:pPr>
-        <w:pStyle w:val="ListParagraph"/>
-        <w:numPr>
-          <w:ilvl w:val="0"/>
-          <w:numId w:val="13"/>
-        </w:numPr>
-      </w:pPr>
-      <w:r>
-        <w:t xml:space="preserve">Чтобы сделать из копии новое изделие с новым кодом: откройте копию, «Обозначения → Схема обозначения…», задайте новый код, затем «Применить схему» и «Переобозначить».</w:t>
+        <w:t xml:space="preserve">4.7. Создать уровень выше</w:t>
+      </w:r>
+    </w:p>
+    <w:p>
+      <w:r>
+        <w:t xml:space="preserve">На головной сборке изделия — правой кнопкой </w:t>
+      </w:r>
+      <w:r>
+        <w:rPr>
+          <w:b/>
+          <w:bCs/>
+        </w:rPr>
+        <w:t xml:space="preserve">«Создать уровень выше…»</w:t>
+      </w:r>
+      <w:r>
+        <w:t xml:space="preserve">: задайте обозначение и наименование новой сборки. Программа создаст её в папке изделия и вставит в неё текущее изделие </w:t>
+      </w:r>
+      <w:r>
+        <w:rPr>
+          <w:b/>
+          <w:bCs/>
+        </w:rPr>
+        <w:t xml:space="preserve">как есть, без переименования и перенумерации</w:t>
+      </w:r>
+      <w:r>
+        <w:t xml:space="preserve">. Дальше в новую головную сборку можно вставлять другие изделия (п. 4.5) и библиотечные элементы (п. 3.3).</w:t>
+      </w:r>
+    </w:p>
+    <w:p>
+      <w:pPr>
+        <w:pStyle w:val="Heading2"/>
+      </w:pPr>
+      <w:r>
+        <w:t xml:space="preserve">4.8. Автономность и передача проекта</w:t>
+      </w:r>
+    </w:p>
+    <w:p>
+      <w:pPr>
+        <w:pStyle w:val="ListParagraph"/>
+        <w:numPr>
+          <w:ilvl w:val="0"/>
+          <w:numId w:val="2"/>
+        </w:numPr>
+      </w:pPr>
+      <w:r>
+        <w:rPr>
+          <w:b/>
+          <w:bCs/>
+        </w:rPr>
+        <w:t xml:space="preserve">«Проект → Сделать изделие автономным…»</w:t>
+      </w:r>
+      <w:r>
+        <w:t xml:space="preserve">: все файлы, на которые изделие ссылается вне своей папки (библиотека, другие проекты), копируются в изделие — в папку той сборки (чертежа, спецификации), которая на них ссылается, один файл на всё изделие; ссылки перепривязываются. После этого в проверках нет ссылок «за пределы папки».</w:t>
+      </w:r>
+    </w:p>
+    <w:p>
+      <w:pPr>
+        <w:pStyle w:val="ListParagraph"/>
+        <w:numPr>
+          <w:ilvl w:val="0"/>
+          <w:numId w:val="2"/>
+        </w:numPr>
+      </w:pPr>
+      <w:r>
+        <w:rPr>
+          <w:b/>
+          <w:bCs/>
+        </w:rPr>
+        <w:t xml:space="preserve">«Проект → Архивировать изделие…»</w:t>
+      </w:r>
+      <w:r>
+        <w:t xml:space="preserve">: zip папки изделия только с актуальными файлами — </w:t>
+      </w:r>
+      <w:r>
+        <w:rPr>
+          <w:b/>
+          <w:bCs/>
+        </w:rPr>
+        <w:t xml:space="preserve">без</w:t>
+      </w:r>
+      <w:r>
+        <w:t xml:space="preserve"> </w:t>
+      </w:r>
+      <w:r>
+        <w:rPr>
+          <w:rFonts w:ascii="Consolas" w:cs="Consolas" w:eastAsia="Consolas" w:hAnsi="Consolas"/>
+          <w:sz w:val="20"/>
+          <w:szCs w:val="20"/>
+        </w:rPr>
+        <w:t xml:space="preserve">_versions</w:t>
+      </w:r>
+      <w:r>
+        <w:t xml:space="preserve">, </w:t>
+      </w:r>
+      <w:r>
+        <w:rPr>
+          <w:rFonts w:ascii="Consolas" w:cs="Consolas" w:eastAsia="Consolas" w:hAnsi="Consolas"/>
+          <w:sz w:val="20"/>
+          <w:szCs w:val="20"/>
+        </w:rPr>
+        <w:t xml:space="preserve">_backup</w:t>
+      </w:r>
+      <w:r>
+        <w:t xml:space="preserve">, </w:t>
+      </w:r>
+      <w:r>
+        <w:rPr>
+          <w:rFonts w:ascii="Consolas" w:cs="Consolas" w:eastAsia="Consolas" w:hAnsi="Consolas"/>
+          <w:sz w:val="20"/>
+          <w:szCs w:val="20"/>
+        </w:rPr>
+        <w:t xml:space="preserve">_old</w:t>
+      </w:r>
+      <w:r>
+        <w:t xml:space="preserve">. Если изделие ещё не автономно, программа предложит сначала сделать его автономным. Такой архив можно передать целиком: у получателя всё откроется со всеми связями.</w:t>
       </w:r>
     </w:p>
     <w:p>
@@ -2836,31 +2998,19 @@
         </w:numPr>
       </w:pPr>
       <w:r>
-        <w:t xml:space="preserve">Удаление вхождения из сборки через API ещё не проверено на вашем КОМПАСе. Если не сработает, файлы не удаляются, а в журнале видно, какой способ не прошёл.</w:t>
-      </w:r>
-    </w:p>
-    <w:p>
-      <w:pPr>
-        <w:pStyle w:val="ListParagraph"/>
-        <w:numPr>
-          <w:ilvl w:val="0"/>
-          <w:numId w:val="2"/>
-        </w:numPr>
-      </w:pPr>
-      <w:r>
-        <w:t xml:space="preserve">Поведение чертежей и спецификаций при копировании папки изделия ещё не проверено отдельно.</w:t>
-      </w:r>
-    </w:p>
-    <w:p>
-      <w:pPr>
-        <w:pStyle w:val="ListParagraph"/>
-        <w:numPr>
-          <w:ilvl w:val="0"/>
-          <w:numId w:val="2"/>
-        </w:numPr>
-      </w:pPr>
-      <w:r>
-        <w:t xml:space="preserve">Библиотечный элемент вставляется в сборку вручную, по пути из буфера обмена.</w:t>
+        <w:t xml:space="preserve">Удаление вхождения из сборки через API — новый вызов; если не сработает, файлы не удаляются, в журнале видно, какой способ не прошёл.</w:t>
+      </w:r>
+    </w:p>
+    <w:p>
+      <w:pPr>
+        <w:pStyle w:val="ListParagraph"/>
+        <w:numPr>
+          <w:ilvl w:val="0"/>
+          <w:numId w:val="2"/>
+        </w:numPr>
+      </w:pPr>
+      <w:r>
+        <w:t xml:space="preserve">Поведение чертежей и спецификаций при копировании папки изделия отдельно не проверялось.</w:t>
       </w:r>
     </w:p>
     <w:p>
@@ -2873,6 +3023,18 @@
       </w:pPr>
       <w:r>
         <w:t xml:space="preserve">Исполнения (-01, -02) пока не поддерживаются.</w:t>
+      </w:r>
+    </w:p>
+    <w:p>
+      <w:pPr>
+        <w:pStyle w:val="ListParagraph"/>
+        <w:numPr>
+          <w:ilvl w:val="0"/>
+          <w:numId w:val="2"/>
+        </w:numPr>
+      </w:pPr>
+      <w:r>
+        <w:t xml:space="preserve">Групповая правка выделенных строк и вставка существующих изделий прямо в редакторе новой структуры — следующие доработки.</w:t>
       </w:r>
     </w:p>
     <w:p>

--- a/docs/Руководство КОМПАС-менеджер.docx
+++ b/docs/Руководство КОМПАС-менеджер.docx
@@ -12,7 +12,7 @@
     </w:p>
     <w:p>
       <w:r>
-        <w:t xml:space="preserve">Версия программы: 0.6. Файл программы — KompasManager.exe, последняя сборка:</w:t>
+        <w:t xml:space="preserve">Версия программы: 0.7. Файл программы — KompasManager.exe, последняя сборка:</w:t>
       </w:r>
     </w:p>
     <w:p>
@@ -1494,67 +1494,29 @@
         <w:pStyle w:val="Heading2"/>
       </w:pPr>
       <w:r>
-        <w:t xml:space="preserve">1.5. Чек-лист на один элемент</w:t>
-      </w:r>
-    </w:p>
-    <w:p>
-      <w:pPr>
-        <w:pStyle w:val="ListParagraph"/>
-        <w:numPr>
-          <w:ilvl w:val="0"/>
-          <w:numId w:val="5"/>
-        </w:numPr>
-      </w:pPr>
-      <w:r>
-        <w:t xml:space="preserve">☐ Меняющиеся размеры — внешние переменные с короткими именами.</w:t>
-      </w:r>
-    </w:p>
-    <w:p>
-      <w:pPr>
-        <w:pStyle w:val="ListParagraph"/>
-        <w:numPr>
-          <w:ilvl w:val="0"/>
-          <w:numId w:val="5"/>
-        </w:numPr>
-      </w:pPr>
-      <w:r>
-        <w:t xml:space="preserve">☐ Модель перестраивается на крайних значениях.</w:t>
-      </w:r>
-    </w:p>
-    <w:p>
-      <w:pPr>
-        <w:pStyle w:val="ListParagraph"/>
-        <w:numPr>
-          <w:ilvl w:val="0"/>
-          <w:numId w:val="5"/>
-        </w:numPr>
-      </w:pPr>
-      <w:r>
-        <w:t xml:space="preserve">☐ Раздел спецификации настроен в модели.</w:t>
-      </w:r>
-    </w:p>
-    <w:p>
-      <w:pPr>
-        <w:pStyle w:val="ListParagraph"/>
-        <w:numPr>
-          <w:ilvl w:val="0"/>
-          <w:numId w:val="5"/>
-        </w:numPr>
-      </w:pPr>
-      <w:r>
-        <w:t xml:space="preserve">☐ Нет ссылок на другие файлы.</w:t>
-      </w:r>
-    </w:p>
-    <w:p>
-      <w:pPr>
-        <w:pStyle w:val="ListParagraph"/>
-        <w:numPr>
-          <w:ilvl w:val="0"/>
-          <w:numId w:val="5"/>
-        </w:numPr>
-      </w:pPr>
-      <w:r>
-        <w:t xml:space="preserve">☐ Таблица </w:t>
+        <w:t xml:space="preserve">1.5. Как формируются названия</w:t>
+      </w:r>
+    </w:p>
+    <w:p>
+      <w:r>
+        <w:rPr>
+          <w:b/>
+          <w:bCs/>
+        </w:rPr>
+        <w:t xml:space="preserve">Файл в библиотеке</w:t>
+      </w:r>
+      <w:r>
+        <w:t xml:space="preserve"> — тип и стандарт или серия, </w:t>
+      </w:r>
+      <w:r>
+        <w:rPr>
+          <w:b/>
+          <w:bCs/>
+        </w:rPr>
+        <w:t xml:space="preserve">без размеров</w:t>
+      </w:r>
+      <w:r>
+        <w:t xml:space="preserve">: </w:t>
       </w:r>
       <w:r>
         <w:rPr>
@@ -1562,6 +1524,696 @@
           <w:sz w:val="20"/>
           <w:szCs w:val="20"/>
         </w:rPr>
+        <w:t xml:space="preserve">Фланец плоский приварной ГОСТ 33259.m3d</w:t>
+      </w:r>
+      <w:r>
+        <w:t xml:space="preserve">, </w:t>
+      </w:r>
+      <w:r>
+        <w:rPr>
+          <w:rFonts w:ascii="Consolas" w:cs="Consolas" w:eastAsia="Consolas" w:hAnsi="Consolas"/>
+          <w:sz w:val="20"/>
+          <w:szCs w:val="20"/>
+        </w:rPr>
+        <w:t xml:space="preserve">Днище эллиптическое.m3d</w:t>
+      </w:r>
+      <w:r>
+        <w:t xml:space="preserve">, </w:t>
+      </w:r>
+      <w:r>
+        <w:rPr>
+          <w:rFonts w:ascii="Consolas" w:cs="Consolas" w:eastAsia="Consolas" w:hAnsi="Consolas"/>
+          <w:sz w:val="20"/>
+          <w:szCs w:val="20"/>
+        </w:rPr>
+        <w:t xml:space="preserve">Hy-Lok угольник 90.m3d</w:t>
+      </w:r>
+      <w:r>
+        <w:t xml:space="preserve">. Одна модель — на весь ряд, размеры — в переменных и таблице. Имя файла без расширения — это название элемента в каталоге программы. Таблицу называйте так же, как модель: </w:t>
+      </w:r>
+      <w:r>
+        <w:rPr>
+          <w:rFonts w:ascii="Consolas" w:cs="Consolas" w:eastAsia="Consolas" w:hAnsi="Consolas"/>
+          <w:sz w:val="20"/>
+          <w:szCs w:val="20"/>
+        </w:rPr>
+        <w:t xml:space="preserve">Фланец плоский приварной ГОСТ 33259.xlsx</w:t>
+      </w:r>
+      <w:r>
+        <w:t xml:space="preserve">.</w:t>
+      </w:r>
+    </w:p>
+    <w:p>
+      <w:r>
+        <w:rPr>
+          <w:b/>
+          <w:bCs/>
+        </w:rPr>
+        <w:t xml:space="preserve">Копия в изделии</w:t>
+      </w:r>
+      <w:r>
+        <w:t xml:space="preserve"> называется по типу элемента из паспорта:</w:t>
+      </w:r>
+    </w:p>
+    <w:tbl>
+      <w:tblPr>
+        <w:tblW w:type="dxa" w:w="9360"/>
+        <w:tblBorders>
+          <w:top w:val="single" w:color="auto" w:sz="4"/>
+          <w:left w:val="single" w:color="auto" w:sz="4"/>
+          <w:bottom w:val="single" w:color="auto" w:sz="4"/>
+          <w:right w:val="single" w:color="auto" w:sz="4"/>
+          <w:insideH w:val="single" w:color="auto" w:sz="4"/>
+          <w:insideV w:val="single" w:color="auto" w:sz="4"/>
+        </w:tblBorders>
+      </w:tblPr>
+      <w:tblGrid>
+        <w:gridCol w:w="2340"/>
+        <w:gridCol w:w="2340"/>
+        <w:gridCol w:w="2340"/>
+        <w:gridCol w:w="2340"/>
+      </w:tblGrid>
+      <w:tr>
+        <w:trPr>
+          <w:tblHeader/>
+        </w:trPr>
+        <w:tc>
+          <w:tcPr>
+            <w:tcW w:type="dxa" w:w="2340"/>
+            <w:tcBorders>
+              <w:top w:val="single" w:color="999999" w:sz="4"/>
+              <w:left w:val="single" w:color="999999" w:sz="4"/>
+              <w:bottom w:val="single" w:color="999999" w:sz="4"/>
+              <w:right w:val="single" w:color="999999" w:sz="4"/>
+            </w:tcBorders>
+            <w:shd w:fill="D9E2F3" w:color="auto" w:val="clear"/>
+            <w:tcMar>
+              <w:top w:type="dxa" w:w="60"/>
+              <w:left w:type="dxa" w:w="100"/>
+              <w:bottom w:type="dxa" w:w="60"/>
+              <w:right w:type="dxa" w:w="100"/>
+            </w:tcMar>
+          </w:tcPr>
+          <w:p>
+            <w:r>
+              <w:rPr>
+                <w:b/>
+                <w:bCs/>
+              </w:rPr>
+              <w:t xml:space="preserve">Тип элемента</w:t>
+            </w:r>
+          </w:p>
+        </w:tc>
+        <w:tc>
+          <w:tcPr>
+            <w:tcW w:type="dxa" w:w="2340"/>
+            <w:tcBorders>
+              <w:top w:val="single" w:color="999999" w:sz="4"/>
+              <w:left w:val="single" w:color="999999" w:sz="4"/>
+              <w:bottom w:val="single" w:color="999999" w:sz="4"/>
+              <w:right w:val="single" w:color="999999" w:sz="4"/>
+            </w:tcBorders>
+            <w:shd w:fill="D9E2F3" w:color="auto" w:val="clear"/>
+            <w:tcMar>
+              <w:top w:type="dxa" w:w="60"/>
+              <w:left w:type="dxa" w:w="100"/>
+              <w:bottom w:type="dxa" w:w="60"/>
+              <w:right w:type="dxa" w:w="100"/>
+            </w:tcMar>
+          </w:tcPr>
+          <w:p>
+            <w:r>
+              <w:rPr>
+                <w:b/>
+                <w:bCs/>
+              </w:rPr>
+              <w:t xml:space="preserve">Обозначение копии</w:t>
+            </w:r>
+          </w:p>
+        </w:tc>
+        <w:tc>
+          <w:tcPr>
+            <w:tcW w:type="dxa" w:w="2340"/>
+            <w:tcBorders>
+              <w:top w:val="single" w:color="999999" w:sz="4"/>
+              <w:left w:val="single" w:color="999999" w:sz="4"/>
+              <w:bottom w:val="single" w:color="999999" w:sz="4"/>
+              <w:right w:val="single" w:color="999999" w:sz="4"/>
+            </w:tcBorders>
+            <w:shd w:fill="D9E2F3" w:color="auto" w:val="clear"/>
+            <w:tcMar>
+              <w:top w:type="dxa" w:w="60"/>
+              <w:left w:type="dxa" w:w="100"/>
+              <w:bottom w:type="dxa" w:w="60"/>
+              <w:right w:type="dxa" w:w="100"/>
+            </w:tcMar>
+          </w:tcPr>
+          <w:p>
+            <w:r>
+              <w:rPr>
+                <w:b/>
+                <w:bCs/>
+              </w:rPr>
+              <w:t xml:space="preserve">Имя файла копии</w:t>
+            </w:r>
+          </w:p>
+        </w:tc>
+        <w:tc>
+          <w:tcPr>
+            <w:tcW w:type="dxa" w:w="2340"/>
+            <w:tcBorders>
+              <w:top w:val="single" w:color="999999" w:sz="4"/>
+              <w:left w:val="single" w:color="999999" w:sz="4"/>
+              <w:bottom w:val="single" w:color="999999" w:sz="4"/>
+              <w:right w:val="single" w:color="999999" w:sz="4"/>
+            </w:tcBorders>
+            <w:shd w:fill="D9E2F3" w:color="auto" w:val="clear"/>
+            <w:tcMar>
+              <w:top w:type="dxa" w:w="60"/>
+              <w:left w:type="dxa" w:w="100"/>
+              <w:bottom w:type="dxa" w:w="60"/>
+              <w:right w:type="dxa" w:w="100"/>
+            </w:tcMar>
+          </w:tcPr>
+          <w:p>
+            <w:r>
+              <w:rPr>
+                <w:b/>
+                <w:bCs/>
+              </w:rPr>
+              <w:t xml:space="preserve">Что включить в шаблон наименования</w:t>
+            </w:r>
+          </w:p>
+        </w:tc>
+      </w:tr>
+      <w:tr>
+        <w:trPr>
+          <w:tblHeader w:val="false"/>
+        </w:trPr>
+        <w:tc>
+          <w:tcPr>
+            <w:tcW w:type="dxa" w:w="2340"/>
+            <w:tcBorders>
+              <w:top w:val="single" w:color="999999" w:sz="4"/>
+              <w:left w:val="single" w:color="999999" w:sz="4"/>
+              <w:bottom w:val="single" w:color="999999" w:sz="4"/>
+              <w:right w:val="single" w:color="999999" w:sz="4"/>
+            </w:tcBorders>
+            <w:tcMar>
+              <w:top w:type="dxa" w:w="60"/>
+              <w:left w:type="dxa" w:w="100"/>
+              <w:bottom w:type="dxa" w:w="60"/>
+              <w:right w:type="dxa" w:w="100"/>
+            </w:tcMar>
+          </w:tcPr>
+          <w:p>
+            <w:r>
+              <w:t xml:space="preserve">Стандартное изделие</w:t>
+            </w:r>
+          </w:p>
+        </w:tc>
+        <w:tc>
+          <w:tcPr>
+            <w:tcW w:type="dxa" w:w="2340"/>
+            <w:tcBorders>
+              <w:top w:val="single" w:color="999999" w:sz="4"/>
+              <w:left w:val="single" w:color="999999" w:sz="4"/>
+              <w:bottom w:val="single" w:color="999999" w:sz="4"/>
+              <w:right w:val="single" w:color="999999" w:sz="4"/>
+            </w:tcBorders>
+            <w:tcMar>
+              <w:top w:type="dxa" w:w="60"/>
+              <w:left w:type="dxa" w:w="100"/>
+              <w:bottom w:type="dxa" w:w="60"/>
+              <w:right w:type="dxa" w:w="100"/>
+            </w:tcMar>
+          </w:tcPr>
+          <w:p>
+            <w:r>
+              <w:t xml:space="preserve">нет (или по шаблону обозначения, если он задан)</w:t>
+            </w:r>
+          </w:p>
+        </w:tc>
+        <w:tc>
+          <w:tcPr>
+            <w:tcW w:type="dxa" w:w="2340"/>
+            <w:tcBorders>
+              <w:top w:val="single" w:color="999999" w:sz="4"/>
+              <w:left w:val="single" w:color="999999" w:sz="4"/>
+              <w:bottom w:val="single" w:color="999999" w:sz="4"/>
+              <w:right w:val="single" w:color="999999" w:sz="4"/>
+            </w:tcBorders>
+            <w:tcMar>
+              <w:top w:type="dxa" w:w="60"/>
+              <w:left w:type="dxa" w:w="100"/>
+              <w:bottom w:type="dxa" w:w="60"/>
+              <w:right w:type="dxa" w:w="100"/>
+            </w:tcMar>
+          </w:tcPr>
+          <w:p>
+            <w:r>
+              <w:t xml:space="preserve">по наименованию: </w:t>
+            </w:r>
+            <w:r>
+              <w:rPr>
+                <w:rFonts w:ascii="Consolas" w:cs="Consolas" w:eastAsia="Consolas" w:hAnsi="Consolas"/>
+                <w:sz w:val="20"/>
+                <w:szCs w:val="20"/>
+              </w:rPr>
+              <w:t xml:space="preserve">Фланец 1-80-16 ГОСТ 33259.m3d</w:t>
+            </w:r>
+          </w:p>
+        </w:tc>
+        <w:tc>
+          <w:tcPr>
+            <w:tcW w:type="dxa" w:w="2340"/>
+            <w:tcBorders>
+              <w:top w:val="single" w:color="999999" w:sz="4"/>
+              <w:left w:val="single" w:color="999999" w:sz="4"/>
+              <w:bottom w:val="single" w:color="999999" w:sz="4"/>
+              <w:right w:val="single" w:color="999999" w:sz="4"/>
+            </w:tcBorders>
+            <w:tcMar>
+              <w:top w:type="dxa" w:w="60"/>
+              <w:left w:type="dxa" w:w="100"/>
+              <w:bottom w:type="dxa" w:w="60"/>
+              <w:right w:type="dxa" w:w="100"/>
+            </w:tcMar>
+          </w:tcPr>
+          <w:p>
+            <w:r>
+              <w:t xml:space="preserve">все размеры, которыми различаются типоразмеры, и стандарт</w:t>
+            </w:r>
+          </w:p>
+        </w:tc>
+      </w:tr>
+      <w:tr>
+        <w:trPr>
+          <w:tblHeader w:val="false"/>
+        </w:trPr>
+        <w:tc>
+          <w:tcPr>
+            <w:tcW w:type="dxa" w:w="2340"/>
+            <w:tcBorders>
+              <w:top w:val="single" w:color="999999" w:sz="4"/>
+              <w:left w:val="single" w:color="999999" w:sz="4"/>
+              <w:bottom w:val="single" w:color="999999" w:sz="4"/>
+              <w:right w:val="single" w:color="999999" w:sz="4"/>
+            </w:tcBorders>
+            <w:tcMar>
+              <w:top w:type="dxa" w:w="60"/>
+              <w:left w:type="dxa" w:w="100"/>
+              <w:bottom w:type="dxa" w:w="60"/>
+              <w:right w:type="dxa" w:w="100"/>
+            </w:tcMar>
+          </w:tcPr>
+          <w:p>
+            <w:r>
+              <w:t xml:space="preserve">Покупное изделие</w:t>
+            </w:r>
+          </w:p>
+        </w:tc>
+        <w:tc>
+          <w:tcPr>
+            <w:tcW w:type="dxa" w:w="2340"/>
+            <w:tcBorders>
+              <w:top w:val="single" w:color="999999" w:sz="4"/>
+              <w:left w:val="single" w:color="999999" w:sz="4"/>
+              <w:bottom w:val="single" w:color="999999" w:sz="4"/>
+              <w:right w:val="single" w:color="999999" w:sz="4"/>
+            </w:tcBorders>
+            <w:tcMar>
+              <w:top w:type="dxa" w:w="60"/>
+              <w:left w:type="dxa" w:w="100"/>
+              <w:bottom w:type="dxa" w:w="60"/>
+              <w:right w:type="dxa" w:w="100"/>
+            </w:tcMar>
+          </w:tcPr>
+          <w:p>
+            <w:r>
+              <w:t xml:space="preserve">нет</w:t>
+            </w:r>
+          </w:p>
+        </w:tc>
+        <w:tc>
+          <w:tcPr>
+            <w:tcW w:type="dxa" w:w="2340"/>
+            <w:tcBorders>
+              <w:top w:val="single" w:color="999999" w:sz="4"/>
+              <w:left w:val="single" w:color="999999" w:sz="4"/>
+              <w:bottom w:val="single" w:color="999999" w:sz="4"/>
+              <w:right w:val="single" w:color="999999" w:sz="4"/>
+            </w:tcBorders>
+            <w:tcMar>
+              <w:top w:type="dxa" w:w="60"/>
+              <w:left w:type="dxa" w:w="100"/>
+              <w:bottom w:type="dxa" w:w="60"/>
+              <w:right w:type="dxa" w:w="100"/>
+            </w:tcMar>
+          </w:tcPr>
+          <w:p>
+            <w:r>
+              <w:t xml:space="preserve">по наименованию: </w:t>
+            </w:r>
+            <w:r>
+              <w:rPr>
+                <w:rFonts w:ascii="Consolas" w:cs="Consolas" w:eastAsia="Consolas" w:hAnsi="Consolas"/>
+                <w:sz w:val="20"/>
+                <w:szCs w:val="20"/>
+              </w:rPr>
+              <w:t xml:space="preserve">Кран шаровой 50 PN40.m3d</w:t>
+            </w:r>
+          </w:p>
+        </w:tc>
+        <w:tc>
+          <w:tcPr>
+            <w:tcW w:type="dxa" w:w="2340"/>
+            <w:tcBorders>
+              <w:top w:val="single" w:color="999999" w:sz="4"/>
+              <w:left w:val="single" w:color="999999" w:sz="4"/>
+              <w:bottom w:val="single" w:color="999999" w:sz="4"/>
+              <w:right w:val="single" w:color="999999" w:sz="4"/>
+            </w:tcBorders>
+            <w:tcMar>
+              <w:top w:type="dxa" w:w="60"/>
+              <w:left w:type="dxa" w:w="100"/>
+              <w:bottom w:type="dxa" w:w="60"/>
+              <w:right w:type="dxa" w:w="100"/>
+            </w:tcMar>
+          </w:tcPr>
+          <w:p>
+            <w:r>
+              <w:t xml:space="preserve">марку, серию или артикул и параметры исполнения</w:t>
+            </w:r>
+          </w:p>
+        </w:tc>
+      </w:tr>
+      <w:tr>
+        <w:trPr>
+          <w:tblHeader w:val="false"/>
+        </w:trPr>
+        <w:tc>
+          <w:tcPr>
+            <w:tcW w:type="dxa" w:w="2340"/>
+            <w:tcBorders>
+              <w:top w:val="single" w:color="999999" w:sz="4"/>
+              <w:left w:val="single" w:color="999999" w:sz="4"/>
+              <w:bottom w:val="single" w:color="999999" w:sz="4"/>
+              <w:right w:val="single" w:color="999999" w:sz="4"/>
+            </w:tcBorders>
+            <w:tcMar>
+              <w:top w:type="dxa" w:w="60"/>
+              <w:left w:type="dxa" w:w="100"/>
+              <w:bottom w:type="dxa" w:w="60"/>
+              <w:right w:type="dxa" w:w="100"/>
+            </w:tcMar>
+          </w:tcPr>
+          <w:p>
+            <w:r>
+              <w:t xml:space="preserve">Деталь по типу стандартной</w:t>
+            </w:r>
+          </w:p>
+        </w:tc>
+        <w:tc>
+          <w:tcPr>
+            <w:tcW w:type="dxa" w:w="2340"/>
+            <w:tcBorders>
+              <w:top w:val="single" w:color="999999" w:sz="4"/>
+              <w:left w:val="single" w:color="999999" w:sz="4"/>
+              <w:bottom w:val="single" w:color="999999" w:sz="4"/>
+              <w:right w:val="single" w:color="999999" w:sz="4"/>
+            </w:tcBorders>
+            <w:tcMar>
+              <w:top w:type="dxa" w:w="60"/>
+              <w:left w:type="dxa" w:w="100"/>
+              <w:bottom w:type="dxa" w:w="60"/>
+              <w:right w:type="dxa" w:w="100"/>
+            </w:tcMar>
+          </w:tcPr>
+          <w:p>
+            <w:r>
+              <w:t xml:space="preserve">по схеме изделия: следующий свободный номер в сборке, куда вставляется</w:t>
+            </w:r>
+          </w:p>
+        </w:tc>
+        <w:tc>
+          <w:tcPr>
+            <w:tcW w:type="dxa" w:w="2340"/>
+            <w:tcBorders>
+              <w:top w:val="single" w:color="999999" w:sz="4"/>
+              <w:left w:val="single" w:color="999999" w:sz="4"/>
+              <w:bottom w:val="single" w:color="999999" w:sz="4"/>
+              <w:right w:val="single" w:color="999999" w:sz="4"/>
+            </w:tcBorders>
+            <w:tcMar>
+              <w:top w:type="dxa" w:w="60"/>
+              <w:left w:type="dxa" w:w="100"/>
+              <w:bottom w:type="dxa" w:w="60"/>
+              <w:right w:type="dxa" w:w="100"/>
+            </w:tcMar>
+          </w:tcPr>
+          <w:p>
+            <w:r>
+              <w:rPr>
+                <w:rFonts w:ascii="Consolas" w:cs="Consolas" w:eastAsia="Consolas" w:hAnsi="Consolas"/>
+                <w:sz w:val="20"/>
+                <w:szCs w:val="20"/>
+              </w:rPr>
+              <w:t xml:space="preserve">Г.001.05 - Патрубок 57x4.m3d</w:t>
+            </w:r>
+          </w:p>
+        </w:tc>
+        <w:tc>
+          <w:tcPr>
+            <w:tcW w:type="dxa" w:w="2340"/>
+            <w:tcBorders>
+              <w:top w:val="single" w:color="999999" w:sz="4"/>
+              <w:left w:val="single" w:color="999999" w:sz="4"/>
+              <w:bottom w:val="single" w:color="999999" w:sz="4"/>
+              <w:right w:val="single" w:color="999999" w:sz="4"/>
+            </w:tcBorders>
+            <w:tcMar>
+              <w:top w:type="dxa" w:w="60"/>
+              <w:left w:type="dxa" w:w="100"/>
+              <w:bottom w:type="dxa" w:w="60"/>
+              <w:right w:type="dxa" w:w="100"/>
+            </w:tcMar>
+          </w:tcPr>
+          <w:p>
+            <w:r>
+              <w:t xml:space="preserve">тип и основные размеры: </w:t>
+            </w:r>
+            <w:r>
+              <w:rPr>
+                <w:rFonts w:ascii="Consolas" w:cs="Consolas" w:eastAsia="Consolas" w:hAnsi="Consolas"/>
+                <w:sz w:val="20"/>
+                <w:szCs w:val="20"/>
+              </w:rPr>
+              <w:t xml:space="preserve">Патрубок {D}x{s}</w:t>
+            </w:r>
+          </w:p>
+        </w:tc>
+      </w:tr>
+      <w:tr>
+        <w:trPr>
+          <w:tblHeader w:val="false"/>
+        </w:trPr>
+        <w:tc>
+          <w:tcPr>
+            <w:tcW w:type="dxa" w:w="2340"/>
+            <w:tcBorders>
+              <w:top w:val="single" w:color="999999" w:sz="4"/>
+              <w:left w:val="single" w:color="999999" w:sz="4"/>
+              <w:bottom w:val="single" w:color="999999" w:sz="4"/>
+              <w:right w:val="single" w:color="999999" w:sz="4"/>
+            </w:tcBorders>
+            <w:tcMar>
+              <w:top w:type="dxa" w:w="60"/>
+              <w:left w:type="dxa" w:w="100"/>
+              <w:bottom w:type="dxa" w:w="60"/>
+              <w:right w:type="dxa" w:w="100"/>
+            </w:tcMar>
+          </w:tcPr>
+          <w:p>
+            <w:r>
+              <w:t xml:space="preserve">Деталь</w:t>
+            </w:r>
+          </w:p>
+        </w:tc>
+        <w:tc>
+          <w:tcPr>
+            <w:tcW w:type="dxa" w:w="2340"/>
+            <w:tcBorders>
+              <w:top w:val="single" w:color="999999" w:sz="4"/>
+              <w:left w:val="single" w:color="999999" w:sz="4"/>
+              <w:bottom w:val="single" w:color="999999" w:sz="4"/>
+              <w:right w:val="single" w:color="999999" w:sz="4"/>
+            </w:tcBorders>
+            <w:tcMar>
+              <w:top w:type="dxa" w:w="60"/>
+              <w:left w:type="dxa" w:w="100"/>
+              <w:bottom w:type="dxa" w:w="60"/>
+              <w:right w:type="dxa" w:w="100"/>
+            </w:tcMar>
+          </w:tcPr>
+          <w:p>
+            <w:r>
+              <w:t xml:space="preserve">по схеме изделия</w:t>
+            </w:r>
+          </w:p>
+        </w:tc>
+        <w:tc>
+          <w:tcPr>
+            <w:tcW w:type="dxa" w:w="2340"/>
+            <w:tcBorders>
+              <w:top w:val="single" w:color="999999" w:sz="4"/>
+              <w:left w:val="single" w:color="999999" w:sz="4"/>
+              <w:bottom w:val="single" w:color="999999" w:sz="4"/>
+              <w:right w:val="single" w:color="999999" w:sz="4"/>
+            </w:tcBorders>
+            <w:tcMar>
+              <w:top w:type="dxa" w:w="60"/>
+              <w:left w:type="dxa" w:w="100"/>
+              <w:bottom w:type="dxa" w:w="60"/>
+              <w:right w:type="dxa" w:w="100"/>
+            </w:tcMar>
+          </w:tcPr>
+          <w:p>
+            <w:r>
+              <w:rPr>
+                <w:rFonts w:ascii="Consolas" w:cs="Consolas" w:eastAsia="Consolas" w:hAnsi="Consolas"/>
+                <w:sz w:val="20"/>
+                <w:szCs w:val="20"/>
+              </w:rPr>
+              <w:t xml:space="preserve">Г.001.06 - Ребро.m3d</w:t>
+            </w:r>
+          </w:p>
+        </w:tc>
+        <w:tc>
+          <w:tcPr>
+            <w:tcW w:type="dxa" w:w="2340"/>
+            <w:tcBorders>
+              <w:top w:val="single" w:color="999999" w:sz="4"/>
+              <w:left w:val="single" w:color="999999" w:sz="4"/>
+              <w:bottom w:val="single" w:color="999999" w:sz="4"/>
+              <w:right w:val="single" w:color="999999" w:sz="4"/>
+            </w:tcBorders>
+            <w:tcMar>
+              <w:top w:type="dxa" w:w="60"/>
+              <w:left w:type="dxa" w:w="100"/>
+              <w:bottom w:type="dxa" w:w="60"/>
+              <w:right w:type="dxa" w:w="100"/>
+            </w:tcMar>
+          </w:tcPr>
+          <w:p>
+            <w:r>
+              <w:t xml:space="preserve">тип</w:t>
+            </w:r>
+          </w:p>
+        </w:tc>
+      </w:tr>
+    </w:tbl>
+    <w:p/>
+    <w:p>
+      <w:r>
+        <w:t xml:space="preserve">Для деталей по типу стандартных и деталей </w:t>
+      </w:r>
+      <w:r>
+        <w:rPr>
+          <w:b/>
+          <w:bCs/>
+        </w:rPr>
+        <w:t xml:space="preserve">шаблон обозначения оставляйте пустым</w:t>
+      </w:r>
+      <w:r>
+        <w:t xml:space="preserve"> — обозначение даст схема изделия. Подсказка по каждому типу видна в окне паспорта.</w:t>
+      </w:r>
+    </w:p>
+    <w:p>
+      <w:r>
+        <w:rPr>
+          <w:b/>
+          <w:bCs/>
+        </w:rPr>
+        <w:t xml:space="preserve">Один типоразмер — один файл.</w:t>
+      </w:r>
+      <w:r>
+        <w:t xml:space="preserve"> Программа запоминает в настройках изделия, из какого библиотечного элемента и с какими значениями сделана каждая копия. При повторной вставке того же элемента с теми же значениями используется уже существующий файл, где бы в изделии он ни лежал. Если наименование совпало с файлом, сделанным из другого элемента или с другими значениями, программа остановится и попросит уточнить шаблон наименования — так разные типоразмеры не перепутаются.</w:t>
+      </w:r>
+    </w:p>
+    <w:p>
+      <w:pPr>
+        <w:pStyle w:val="Heading2"/>
+      </w:pPr>
+      <w:r>
+        <w:t xml:space="preserve">1.6. Чек-лист на один элемент</w:t>
+      </w:r>
+    </w:p>
+    <w:p>
+      <w:pPr>
+        <w:pStyle w:val="ListParagraph"/>
+        <w:numPr>
+          <w:ilvl w:val="0"/>
+          <w:numId w:val="5"/>
+        </w:numPr>
+      </w:pPr>
+      <w:r>
+        <w:t xml:space="preserve">☐ Меняющиеся размеры — внешние переменные с короткими именами.</w:t>
+      </w:r>
+    </w:p>
+    <w:p>
+      <w:pPr>
+        <w:pStyle w:val="ListParagraph"/>
+        <w:numPr>
+          <w:ilvl w:val="0"/>
+          <w:numId w:val="5"/>
+        </w:numPr>
+      </w:pPr>
+      <w:r>
+        <w:t xml:space="preserve">☐ Модель перестраивается на крайних значениях.</w:t>
+      </w:r>
+    </w:p>
+    <w:p>
+      <w:pPr>
+        <w:pStyle w:val="ListParagraph"/>
+        <w:numPr>
+          <w:ilvl w:val="0"/>
+          <w:numId w:val="5"/>
+        </w:numPr>
+      </w:pPr>
+      <w:r>
+        <w:t xml:space="preserve">☐ Раздел спецификации настроен в модели.</w:t>
+      </w:r>
+    </w:p>
+    <w:p>
+      <w:pPr>
+        <w:pStyle w:val="ListParagraph"/>
+        <w:numPr>
+          <w:ilvl w:val="0"/>
+          <w:numId w:val="5"/>
+        </w:numPr>
+      </w:pPr>
+      <w:r>
+        <w:t xml:space="preserve">☐ Нет ссылок на другие файлы.</w:t>
+      </w:r>
+    </w:p>
+    <w:p>
+      <w:pPr>
+        <w:pStyle w:val="ListParagraph"/>
+        <w:numPr>
+          <w:ilvl w:val="0"/>
+          <w:numId w:val="5"/>
+        </w:numPr>
+      </w:pPr>
+      <w:r>
+        <w:t xml:space="preserve">☐ Таблица </w:t>
+      </w:r>
+      <w:r>
+        <w:rPr>
+          <w:rFonts w:ascii="Consolas" w:cs="Consolas" w:eastAsia="Consolas" w:hAnsi="Consolas"/>
+          <w:sz w:val="20"/>
+          <w:szCs w:val="20"/>
+        </w:rPr>
         <w:t xml:space="preserve">.xlsx</w:t>
       </w:r>
       <w:r>
@@ -1597,7 +2249,7 @@
         <w:pStyle w:val="Heading2"/>
       </w:pPr>
       <w:r>
-        <w:t xml:space="preserve">1.6. Старые проекты, где библиотечные детали вставлены напрямую</w:t>
+        <w:t xml:space="preserve">1.7. Старые проекты, где библиотечные детали вставлены напрямую</w:t>
       </w:r>
     </w:p>
     <w:p>
@@ -2599,6 +3251,35 @@
           <w:b/>
           <w:bCs/>
         </w:rPr>
+        <w:t xml:space="preserve">Групповая правка</w:t>
+      </w:r>
+      <w:r>
+        <w:t xml:space="preserve">: выделите несколько строк (Ctrl или Shift + щелчок), правой кнопкой — </w:t>
+      </w:r>
+      <w:r>
+        <w:rPr>
+          <w:b/>
+          <w:bCs/>
+        </w:rPr>
+        <w:t xml:space="preserve">«Изменить выделенные…»</w:t>
+      </w:r>
+      <w:r>
+        <w:t xml:space="preserve">: наименование — заменить текст, добавить в начало или в конец, задать одинаковое; обозначение — найти и заменить. В окне сразу видно, что получится.</w:t>
+      </w:r>
+    </w:p>
+    <w:p>
+      <w:pPr>
+        <w:pStyle w:val="ListParagraph"/>
+        <w:numPr>
+          <w:ilvl w:val="0"/>
+          <w:numId w:val="2"/>
+        </w:numPr>
+      </w:pPr>
+      <w:r>
+        <w:rPr>
+          <w:b/>
+          <w:bCs/>
+        </w:rPr>
         <w:t xml:space="preserve">«Найти и заменить»</w:t>
       </w:r>
       <w:r>
@@ -2635,6 +3316,25 @@
       </w:r>
       <w:r>
         <w:t xml:space="preserve"> — для стандартных и покупных изделий.</w:t>
+      </w:r>
+    </w:p>
+    <w:p>
+      <w:pPr>
+        <w:pStyle w:val="ListParagraph"/>
+        <w:numPr>
+          <w:ilvl w:val="0"/>
+          <w:numId w:val="2"/>
+        </w:numPr>
+      </w:pPr>
+      <w:r>
+        <w:rPr>
+          <w:b/>
+          <w:bCs/>
+        </w:rPr>
+        <w:t xml:space="preserve">Только часть изделия</w:t>
+      </w:r>
+      <w:r>
+        <w:t xml:space="preserve">: правой кнопкой на сборке — «Переобозначить только эту ветку…», или выделить несколько строк — «Переобозначить выделенные ветки…». Остальные ожидающие изменения остаются.</w:t>
       </w:r>
     </w:p>
     <w:p>
@@ -3034,7 +3734,7 @@
         </w:numPr>
       </w:pPr>
       <w:r>
-        <w:t xml:space="preserve">Групповая правка выделенных строк и вставка существующих изделий прямо в редакторе новой структуры — следующие доработки.</w:t>
+        <w:t xml:space="preserve">Вставка существующих изделий и библиотечных элементов прямо в редакторе новой структуры — следующая доработка (сейчас: создать структуру, затем вставить из правого окна).</w:t>
       </w:r>
     </w:p>
     <w:p>

--- a/docs/Руководство КОМПАС-менеджер.docx
+++ b/docs/Руководство КОМПАС-менеджер.docx
@@ -12,7 +12,7 @@
     </w:p>
     <w:p>
       <w:r>
-        <w:t xml:space="preserve">Версия программы: 0.7. Файл программы — KompasManager.exe, последняя сборка:</w:t>
+        <w:t xml:space="preserve">Версия программы: 0.8. Файл программы — KompasManager.exe, последняя сборка:</w:t>
       </w:r>
     </w:p>
     <w:p>
@@ -3373,43 +3373,109 @@
         <w:pStyle w:val="Heading2"/>
       </w:pPr>
       <w:r>
-        <w:t xml:space="preserve">4.5. Вставить изделие или узел из другого проекта</w:t>
-      </w:r>
-    </w:p>
-    <w:p>
-      <w:pPr>
-        <w:pStyle w:val="ListParagraph"/>
-        <w:numPr>
-          <w:ilvl w:val="0"/>
-          <w:numId w:val="12"/>
-        </w:numPr>
-      </w:pPr>
-      <w:r>
-        <w:t xml:space="preserve">В центре выделите сборку, куда вставлять.</w:t>
-      </w:r>
-    </w:p>
-    <w:p>
-      <w:pPr>
-        <w:pStyle w:val="ListParagraph"/>
-        <w:numPr>
-          <w:ilvl w:val="0"/>
-          <w:numId w:val="12"/>
-        </w:numPr>
-      </w:pPr>
-      <w:r>
-        <w:t xml:space="preserve">Справа, вкладка «Изделия»: в разделах щёлкните по изделию-источнику — ниже появится его состав (первый раз программа прочитает файлы через КОМПАС).</w:t>
-      </w:r>
-    </w:p>
-    <w:p>
-      <w:pPr>
-        <w:pStyle w:val="ListParagraph"/>
-        <w:numPr>
-          <w:ilvl w:val="0"/>
-          <w:numId w:val="12"/>
-        </w:numPr>
-      </w:pPr>
-      <w:r>
-        <w:t xml:space="preserve">Выделите в составе сборку или деталь (можно головную сборку — тогда вставится всё изделие) и нажмите </w:t>
+        <w:t xml:space="preserve">4.5. Встроить одно изделие (или узел) в другое</w:t>
+      </w:r>
+    </w:p>
+    <w:p>
+      <w:r>
+        <w:t xml:space="preserve">Встроить можно тремя способами — результат одинаковый.</w:t>
+      </w:r>
+    </w:p>
+    <w:p>
+      <w:r>
+        <w:rPr>
+          <w:b/>
+          <w:bCs/>
+        </w:rPr>
+        <w:t xml:space="preserve">Перетаскиванием.</w:t>
+      </w:r>
+      <w:r>
+        <w:t xml:space="preserve"> Возьмите мышью и бросьте на сборку в дереве изделия в центре:</w:t>
+      </w:r>
+    </w:p>
+    <w:p>
+      <w:pPr>
+        <w:pStyle w:val="ListParagraph"/>
+        <w:numPr>
+          <w:ilvl w:val="0"/>
+          <w:numId w:val="2"/>
+        </w:numPr>
+      </w:pPr>
+      <w:r>
+        <w:t xml:space="preserve">изделие (жирная папка) из разделов слева или из разделов справа — встраивается его головная сборка, то есть всё изделие (если головных сборок несколько, программа спросит, какую);</w:t>
+      </w:r>
+    </w:p>
+    <w:p>
+      <w:pPr>
+        <w:pStyle w:val="ListParagraph"/>
+        <w:numPr>
+          <w:ilvl w:val="0"/>
+          <w:numId w:val="2"/>
+        </w:numPr>
+      </w:pPr>
+      <w:r>
+        <w:t xml:space="preserve">сборку или деталь из состава изделия-источника справа (вкладка «Изделия»);</w:t>
+      </w:r>
+    </w:p>
+    <w:p>
+      <w:pPr>
+        <w:pStyle w:val="ListParagraph"/>
+        <w:numPr>
+          <w:ilvl w:val="0"/>
+          <w:numId w:val="2"/>
+        </w:numPr>
+      </w:pPr>
+      <w:r>
+        <w:t xml:space="preserve">сборку или деталь из самого дерева изделия — в другую сборку этого же изделия.</w:t>
+      </w:r>
+    </w:p>
+    <w:p>
+      <w:r>
+        <w:t xml:space="preserve">Если бросить на деталь — вставка пойдёт в её сборку.</w:t>
+      </w:r>
+    </w:p>
+    <w:p>
+      <w:r>
+        <w:rPr>
+          <w:b/>
+          <w:bCs/>
+        </w:rPr>
+        <w:t xml:space="preserve">Ctrl+C / Ctrl+V.</w:t>
+      </w:r>
+      <w:r>
+        <w:t xml:space="preserve"> Выделите изделие в разделах, узел в составе источника или узел в дереве изделия и нажмите </w:t>
+      </w:r>
+      <w:r>
+        <w:rPr>
+          <w:b/>
+          <w:bCs/>
+        </w:rPr>
+        <w:t xml:space="preserve">Ctrl+C</w:t>
+      </w:r>
+      <w:r>
+        <w:t xml:space="preserve"> (или правой кнопкой «Копировать узел» / «Копировать изделие для вставки в сборку»). Затем выделите сборку в дереве изделия и нажмите </w:t>
+      </w:r>
+      <w:r>
+        <w:rPr>
+          <w:b/>
+          <w:bCs/>
+        </w:rPr>
+        <w:t xml:space="preserve">Ctrl+V</w:t>
+      </w:r>
+      <w:r>
+        <w:t xml:space="preserve"> (или правой кнопкой «Вставить … в …»). Скопированное запоминается, его можно вставить несколько раз.</w:t>
+      </w:r>
+    </w:p>
+    <w:p>
+      <w:r>
+        <w:rPr>
+          <w:b/>
+          <w:bCs/>
+        </w:rPr>
+        <w:t xml:space="preserve">Кнопкой.</w:t>
+      </w:r>
+      <w:r>
+        <w:t xml:space="preserve"> Справа, вкладка «Изделия»: щёлкните по изделию-источнику, выделите в его составе сборку или деталь и нажмите </w:t>
       </w:r>
       <w:r>
         <w:rPr>
@@ -3423,22 +3489,27 @@
       </w:r>
     </w:p>
     <w:p>
-      <w:pPr>
-        <w:pStyle w:val="ListParagraph"/>
-        <w:numPr>
-          <w:ilvl w:val="0"/>
-          <w:numId w:val="12"/>
-        </w:numPr>
-      </w:pPr>
-      <w:r>
-        <w:t xml:space="preserve">Выберите:</w:t>
-      </w:r>
-    </w:p>
-    <w:p>
-      <w:pPr>
-        <w:pStyle w:val="ListParagraph"/>
-        <w:numPr>
-          <w:ilvl w:val="1"/>
+      <w:r>
+        <w:t xml:space="preserve">Первый раз программа читает файлы изделия-источника через КОМПАС, затем его состав появится справа.</w:t>
+      </w:r>
+    </w:p>
+    <w:p>
+      <w:r>
+        <w:rPr>
+          <w:b/>
+          <w:bCs/>
+        </w:rPr>
+        <w:t xml:space="preserve">Из другого изделия</w:t>
+      </w:r>
+      <w:r>
+        <w:t xml:space="preserve"> программа спросит:</w:t>
+      </w:r>
+    </w:p>
+    <w:p>
+      <w:pPr>
+        <w:pStyle w:val="ListParagraph"/>
+        <w:numPr>
+          <w:ilvl w:val="0"/>
           <w:numId w:val="2"/>
         </w:numPr>
       </w:pPr>
@@ -3457,7 +3528,7 @@
       <w:pPr>
         <w:pStyle w:val="ListParagraph"/>
         <w:numPr>
-          <w:ilvl w:val="1"/>
+          <w:ilvl w:val="0"/>
           <w:numId w:val="2"/>
         </w:numPr>
       </w:pPr>
@@ -3473,15 +3544,8 @@
       </w:r>
     </w:p>
     <w:p>
-      <w:pPr>
-        <w:pStyle w:val="ListParagraph"/>
-        <w:numPr>
-          <w:ilvl w:val="0"/>
-          <w:numId w:val="12"/>
-        </w:numPr>
-      </w:pPr>
-      <w:r>
-        <w:t xml:space="preserve">Что происходит: файлы узла (модели, чертежи, спецификации) копируются в папку выбранной сборки с сохранением своей раскладки (если имена заняты — в подпапку с именем узла); библиотечные и другие внешние файлы узла тоже копируются в изделие; все ссылки перепривязываются — </w:t>
+      <w:r>
+        <w:t xml:space="preserve">Файлы узла (модели, чертежи, спецификации) копируются в папку выбранной сборки с сохранением своей раскладки (если имена заняты — в подпапку с именем узла); библиотечные и другие внешние файлы узла тоже копируются в изделие; все ссылки перепривязываются — </w:t>
       </w:r>
       <w:r>
         <w:rPr>
@@ -3491,160 +3555,62 @@
         <w:t xml:space="preserve">узел полностью отвязан от исходных файлов</w:t>
       </w:r>
       <w:r>
-        <w:t xml:space="preserve">; узел вставляется в выбранную сборку. Источник не меняется.</w:t>
-      </w:r>
-    </w:p>
-    <w:p>
-      <w:pPr>
-        <w:pStyle w:val="Heading2"/>
-      </w:pPr>
-      <w:r>
-        <w:t xml:space="preserve">4.6. Скопировать изделие или проект целиком</w:t>
-      </w:r>
-    </w:p>
-    <w:p>
-      <w:pPr>
-        <w:pStyle w:val="ListParagraph"/>
-        <w:numPr>
-          <w:ilvl w:val="0"/>
-          <w:numId w:val="13"/>
-        </w:numPr>
-      </w:pPr>
-      <w:r>
-        <w:t xml:space="preserve">В дереве слева правой кнопкой на папке выберите </w:t>
-      </w:r>
-      <w:r>
-        <w:rPr>
-          <w:b/>
-          <w:bCs/>
-        </w:rPr>
-        <w:t xml:space="preserve">«Копировать папку»</w:t>
-      </w:r>
-      <w:r>
-        <w:t xml:space="preserve">, затем правой кнопкой на папке назначения — </w:t>
-      </w:r>
-      <w:r>
-        <w:rPr>
-          <w:b/>
-          <w:bCs/>
-        </w:rPr>
-        <w:t xml:space="preserve">«Вставить папку»</w:t>
-      </w:r>
-      <w:r>
-        <w:t xml:space="preserve">.</w:t>
-      </w:r>
-    </w:p>
-    <w:p>
-      <w:pPr>
-        <w:pStyle w:val="ListParagraph"/>
-        <w:numPr>
-          <w:ilvl w:val="0"/>
-          <w:numId w:val="13"/>
-        </w:numPr>
-      </w:pPr>
-      <w:r>
-        <w:t xml:space="preserve">После вставки программа сама проверит ссылки копии и перепривяжет те, что вели в оригинал. Обычно КОМПАС находит файлы копии сам, и перепривязывать нечего.</w:t>
-      </w:r>
-    </w:p>
-    <w:p>
-      <w:pPr>
-        <w:pStyle w:val="ListParagraph"/>
-        <w:numPr>
-          <w:ilvl w:val="0"/>
-          <w:numId w:val="13"/>
-        </w:numPr>
-      </w:pPr>
-      <w:r>
-        <w:t xml:space="preserve">Чтобы сделать из копии новое изделие с новым кодом: откройте копию, «Обозначения → Схема обозначения…», задайте новый код, затем «Применить схему» и «Переобозначить».</w:t>
-      </w:r>
-    </w:p>
-    <w:p>
-      <w:pPr>
-        <w:pStyle w:val="Heading2"/>
-      </w:pPr>
-      <w:r>
-        <w:t xml:space="preserve">4.7. Создать уровень выше</w:t>
-      </w:r>
-    </w:p>
-    <w:p>
-      <w:r>
-        <w:t xml:space="preserve">На головной сборке изделия — правой кнопкой </w:t>
-      </w:r>
-      <w:r>
-        <w:rPr>
-          <w:b/>
-          <w:bCs/>
-        </w:rPr>
-        <w:t xml:space="preserve">«Создать уровень выше…»</w:t>
-      </w:r>
-      <w:r>
-        <w:t xml:space="preserve">: задайте обозначение и наименование новой сборки. Программа создаст её в папке изделия и вставит в неё текущее изделие </w:t>
-      </w:r>
-      <w:r>
-        <w:rPr>
-          <w:b/>
-          <w:bCs/>
-        </w:rPr>
-        <w:t xml:space="preserve">как есть, без переименования и перенумерации</w:t>
-      </w:r>
-      <w:r>
-        <w:t xml:space="preserve">. Дальше в новую головную сборку можно вставлять другие изделия (п. 4.5) и библиотечные элементы (п. 3.3).</w:t>
-      </w:r>
-    </w:p>
-    <w:p>
-      <w:pPr>
-        <w:pStyle w:val="Heading2"/>
-      </w:pPr>
-      <w:r>
-        <w:t xml:space="preserve">4.8. Автономность и передача проекта</w:t>
-      </w:r>
-    </w:p>
-    <w:p>
-      <w:pPr>
-        <w:pStyle w:val="ListParagraph"/>
-        <w:numPr>
-          <w:ilvl w:val="0"/>
-          <w:numId w:val="2"/>
-        </w:numPr>
-      </w:pPr>
-      <w:r>
-        <w:rPr>
-          <w:b/>
-          <w:bCs/>
-        </w:rPr>
-        <w:t xml:space="preserve">«Проект → Сделать изделие автономным…»</w:t>
-      </w:r>
-      <w:r>
-        <w:t xml:space="preserve">: все файлы, на которые изделие ссылается вне своей папки (библиотека, другие проекты), копируются в изделие — в папку той сборки (чертежа, спецификации), которая на них ссылается, один файл на всё изделие; ссылки перепривязываются. После этого в проверках нет ссылок «за пределы папки».</w:t>
-      </w:r>
-    </w:p>
-    <w:p>
-      <w:pPr>
-        <w:pStyle w:val="ListParagraph"/>
-        <w:numPr>
-          <w:ilvl w:val="0"/>
-          <w:numId w:val="2"/>
-        </w:numPr>
-      </w:pPr>
-      <w:r>
-        <w:rPr>
-          <w:b/>
-          <w:bCs/>
-        </w:rPr>
-        <w:t xml:space="preserve">«Проект → Архивировать изделие…»</w:t>
-      </w:r>
-      <w:r>
-        <w:t xml:space="preserve">: zip папки изделия только с актуальными файлами — </w:t>
-      </w:r>
-      <w:r>
-        <w:rPr>
-          <w:b/>
-          <w:bCs/>
-        </w:rPr>
-        <w:t xml:space="preserve">без</w:t>
-      </w:r>
-      <w:r>
-        <w:t xml:space="preserve"> </w:t>
+        <w:t xml:space="preserve">. Источник не меняется.</w:t>
+      </w:r>
+    </w:p>
+    <w:p>
+      <w:r>
+        <w:rPr>
+          <w:b/>
+          <w:bCs/>
+        </w:rPr>
+        <w:t xml:space="preserve">Внутри того же изделия</w:t>
+      </w:r>
+      <w:r>
+        <w:t xml:space="preserve"> программа спросит:</w:t>
+      </w:r>
+    </w:p>
+    <w:p>
+      <w:pPr>
+        <w:pStyle w:val="ListParagraph"/>
+        <w:numPr>
+          <w:ilvl w:val="0"/>
+          <w:numId w:val="2"/>
+        </w:numPr>
+      </w:pPr>
+      <w:r>
+        <w:rPr>
+          <w:b/>
+          <w:bCs/>
+        </w:rPr>
+        <w:t xml:space="preserve">«Ещё одно вхождение»</w:t>
+      </w:r>
+      <w:r>
+        <w:t xml:space="preserve"> — в сборку добавляется тот же файл, ничего не копируется; изменения узла будут видны во всех местах, где он стоит;</w:t>
+      </w:r>
+    </w:p>
+    <w:p>
+      <w:pPr>
+        <w:pStyle w:val="ListParagraph"/>
+        <w:numPr>
+          <w:ilvl w:val="0"/>
+          <w:numId w:val="2"/>
+        </w:numPr>
+      </w:pPr>
+      <w:r>
+        <w:rPr>
+          <w:b/>
+          <w:bCs/>
+        </w:rPr>
+        <w:t xml:space="preserve">«Независимая копия»</w:t>
+      </w:r>
+      <w:r>
+        <w:t xml:space="preserve"> — файлы узла копируются и получают новые номера по схеме (показываются синим → «Переобозначить»); копию можно менять отдельно.</w:t>
+      </w:r>
+    </w:p>
+    <w:p>
+      <w:r>
+        <w:t xml:space="preserve">Вставить сборку саму в себя или в собственный узел нельзя. Перед изменением сборка копируется в </w:t>
       </w:r>
       <w:r>
         <w:rPr>
@@ -3652,10 +3618,163 @@
           <w:sz w:val="20"/>
           <w:szCs w:val="20"/>
         </w:rPr>
-        <w:t xml:space="preserve">_versions</w:t>
-      </w:r>
-      <w:r>
-        <w:t xml:space="preserve">, </w:t>
+        <w:t xml:space="preserve">_backup</w:t>
+      </w:r>
+      <w:r>
+        <w:t xml:space="preserve">.</w:t>
+      </w:r>
+    </w:p>
+    <w:p>
+      <w:pPr>
+        <w:pStyle w:val="Heading2"/>
+      </w:pPr>
+      <w:r>
+        <w:t xml:space="preserve">4.6. Скопировать изделие или проект целиком</w:t>
+      </w:r>
+    </w:p>
+    <w:p>
+      <w:pPr>
+        <w:pStyle w:val="ListParagraph"/>
+        <w:numPr>
+          <w:ilvl w:val="0"/>
+          <w:numId w:val="12"/>
+        </w:numPr>
+      </w:pPr>
+      <w:r>
+        <w:t xml:space="preserve">В дереве слева правой кнопкой на папке выберите </w:t>
+      </w:r>
+      <w:r>
+        <w:rPr>
+          <w:b/>
+          <w:bCs/>
+        </w:rPr>
+        <w:t xml:space="preserve">«Копировать папку»</w:t>
+      </w:r>
+      <w:r>
+        <w:t xml:space="preserve">, затем правой кнопкой на папке назначения — </w:t>
+      </w:r>
+      <w:r>
+        <w:rPr>
+          <w:b/>
+          <w:bCs/>
+        </w:rPr>
+        <w:t xml:space="preserve">«Вставить папку»</w:t>
+      </w:r>
+      <w:r>
+        <w:t xml:space="preserve">.</w:t>
+      </w:r>
+    </w:p>
+    <w:p>
+      <w:pPr>
+        <w:pStyle w:val="ListParagraph"/>
+        <w:numPr>
+          <w:ilvl w:val="0"/>
+          <w:numId w:val="12"/>
+        </w:numPr>
+      </w:pPr>
+      <w:r>
+        <w:t xml:space="preserve">После вставки программа сама проверит ссылки копии и перепривяжет те, что вели в оригинал. Обычно КОМПАС находит файлы копии сам, и перепривязывать нечего.</w:t>
+      </w:r>
+    </w:p>
+    <w:p>
+      <w:pPr>
+        <w:pStyle w:val="ListParagraph"/>
+        <w:numPr>
+          <w:ilvl w:val="0"/>
+          <w:numId w:val="12"/>
+        </w:numPr>
+      </w:pPr>
+      <w:r>
+        <w:t xml:space="preserve">Чтобы сделать из копии новое изделие с новым кодом: откройте копию, «Обозначения → Схема обозначения…», задайте новый код, затем «Применить схему» и «Переобозначить».</w:t>
+      </w:r>
+    </w:p>
+    <w:p>
+      <w:pPr>
+        <w:pStyle w:val="Heading2"/>
+      </w:pPr>
+      <w:r>
+        <w:t xml:space="preserve">4.7. Создать уровень выше</w:t>
+      </w:r>
+    </w:p>
+    <w:p>
+      <w:r>
+        <w:t xml:space="preserve">На головной сборке изделия — правой кнопкой </w:t>
+      </w:r>
+      <w:r>
+        <w:rPr>
+          <w:b/>
+          <w:bCs/>
+        </w:rPr>
+        <w:t xml:space="preserve">«Создать уровень выше…»</w:t>
+      </w:r>
+      <w:r>
+        <w:t xml:space="preserve">: задайте обозначение и наименование новой сборки. Программа создаст её в папке изделия и вставит в неё текущее изделие </w:t>
+      </w:r>
+      <w:r>
+        <w:rPr>
+          <w:b/>
+          <w:bCs/>
+        </w:rPr>
+        <w:t xml:space="preserve">как есть, без переименования и перенумерации</w:t>
+      </w:r>
+      <w:r>
+        <w:t xml:space="preserve">. Дальше в новую головную сборку можно встраивать другие изделия — например, перетащить их из разделов (п. 4.5) и библиотечные элементы (п. 3.3).</w:t>
+      </w:r>
+    </w:p>
+    <w:p>
+      <w:pPr>
+        <w:pStyle w:val="Heading2"/>
+      </w:pPr>
+      <w:r>
+        <w:t xml:space="preserve">4.8. Автономность и передача проекта</w:t>
+      </w:r>
+    </w:p>
+    <w:p>
+      <w:pPr>
+        <w:pStyle w:val="ListParagraph"/>
+        <w:numPr>
+          <w:ilvl w:val="0"/>
+          <w:numId w:val="2"/>
+        </w:numPr>
+      </w:pPr>
+      <w:r>
+        <w:rPr>
+          <w:b/>
+          <w:bCs/>
+        </w:rPr>
+        <w:t xml:space="preserve">«Проект → Сделать изделие автономным…»</w:t>
+      </w:r>
+      <w:r>
+        <w:t xml:space="preserve">: все файлы, на которые изделие ссылается вне своей папки (библиотека, другие проекты), копируются в изделие — в папку той сборки (чертежа, спецификации), которая на них ссылается, один файл на всё изделие; ссылки перепривязываются. После этого в проверках нет ссылок «за пределы папки».</w:t>
+      </w:r>
+    </w:p>
+    <w:p>
+      <w:pPr>
+        <w:pStyle w:val="ListParagraph"/>
+        <w:numPr>
+          <w:ilvl w:val="0"/>
+          <w:numId w:val="2"/>
+        </w:numPr>
+      </w:pPr>
+      <w:r>
+        <w:rPr>
+          <w:b/>
+          <w:bCs/>
+        </w:rPr>
+        <w:t xml:space="preserve">«Проект → Архивировать изделие…»</w:t>
+      </w:r>
+      <w:r>
+        <w:t xml:space="preserve">: zip папки изделия только с актуальными файлами — </w:t>
+      </w:r>
+      <w:r>
+        <w:rPr>
+          <w:b/>
+          <w:bCs/>
+        </w:rPr>
+        <w:t xml:space="preserve">без</w:t>
+      </w:r>
+      <w:r>
+        <w:t xml:space="preserve"> </w:t>
       </w:r>
       <w:r>
         <w:rPr>
@@ -3663,7 +3782,7 @@
           <w:sz w:val="20"/>
           <w:szCs w:val="20"/>
         </w:rPr>
-        <w:t xml:space="preserve">_backup</w:t>
+        <w:t xml:space="preserve">_versions</w:t>
       </w:r>
       <w:r>
         <w:t xml:space="preserve">, </w:t>
@@ -3674,6 +3793,17 @@
           <w:sz w:val="20"/>
           <w:szCs w:val="20"/>
         </w:rPr>
+        <w:t xml:space="preserve">_backup</w:t>
+      </w:r>
+      <w:r>
+        <w:t xml:space="preserve">, </w:t>
+      </w:r>
+      <w:r>
+        <w:rPr>
+          <w:rFonts w:ascii="Consolas" w:cs="Consolas" w:eastAsia="Consolas" w:hAnsi="Consolas"/>
+          <w:sz w:val="20"/>
+          <w:szCs w:val="20"/>
+        </w:rPr>
         <w:t xml:space="preserve">_old</w:t>
       </w:r>
       <w:r>
@@ -3734,7 +3864,7 @@
         </w:numPr>
       </w:pPr>
       <w:r>
-        <w:t xml:space="preserve">Вставка существующих изделий и библиотечных элементов прямо в редакторе новой структуры — следующая доработка (сейчас: создать структуру, затем вставить из правого окна).</w:t>
+        <w:t xml:space="preserve">Вставка существующих изделий и библиотечных элементов прямо в редакторе новой структуры — следующая доработка (сейчас: создать структуру, затем перетащить или вставить через Ctrl+V, п. 4.5).</w:t>
       </w:r>
     </w:p>
     <w:p>
@@ -4151,27 +4281,6 @@
     </w:lvl>
   </w:abstractNum>
   <w:abstractNum w:abstractNumId="12" w15:restartNumberingAfterBreak="0">
-    <w:multiLevelType w:val="hybridMultilevel"/>
-    <w:lvl w:ilvl="0" w15:tentative="1">
-      <w:start w:val="1"/>
-      <w:numFmt w:val="decimal"/>
-      <w:lvlText w:val="%1."/>
-      <w:lvlJc w:val="left"/>
-      <w:pPr>
-        <w:ind w:left="720" w:hanging="360"/>
-      </w:pPr>
-    </w:lvl>
-    <w:lvl w:ilvl="1" w15:tentative="1">
-      <w:start w:val="1"/>
-      <w:numFmt w:val="bullet"/>
-      <w:lvlText w:val="–"/>
-      <w:lvlJc w:val="left"/>
-      <w:pPr>
-        <w:ind w:left="1440" w:hanging="360"/>
-      </w:pPr>
-    </w:lvl>
-  </w:abstractNum>
-  <w:abstractNum w:abstractNumId="13" w15:restartNumberingAfterBreak="0">
     <w:multiLevelType w:val="hybridMultilevel"/>
     <w:lvl w:ilvl="0" w15:tentative="1">
       <w:start w:val="1"/>
@@ -4260,12 +4369,6 @@
   </w:num>
   <w:num w:numId="12">
     <w:abstractNumId w:val="12"/>
-    <w:lvlOverride w:ilvl="0">
-      <w:startOverride w:val="1"/>
-    </w:lvlOverride>
-  </w:num>
-  <w:num w:numId="13">
-    <w:abstractNumId w:val="13"/>
     <w:lvlOverride w:ilvl="0">
       <w:startOverride w:val="1"/>
     </w:lvlOverride>

--- a/docs/Руководство КОМПАС-менеджер.docx
+++ b/docs/Руководство КОМПАС-менеджер.docx
@@ -12,7 +12,7 @@
     </w:p>
     <w:p>
       <w:r>
-        <w:t xml:space="preserve">Версия программы: 0.8. Файл программы — KompasManager.exe, последняя сборка:</w:t>
+        <w:t xml:space="preserve">Версия программы: 0.8.1. Файл программы — KompasManager.exe, последняя сборка:</w:t>
       </w:r>
     </w:p>
     <w:p>
@@ -2943,7 +2943,17 @@
         </w:numPr>
       </w:pPr>
       <w:r>
-        <w:t xml:space="preserve">Правой кнопкой на элементе внутри сборки выберите </w:t>
+        <w:t xml:space="preserve">Выделите в дереве изделия одну или несколько деталей и сборок (Ctrl или Shift + щелчок) и нажмите </w:t>
+      </w:r>
+      <w:r>
+        <w:rPr>
+          <w:b/>
+          <w:bCs/>
+        </w:rPr>
+        <w:t xml:space="preserve">Del</w:t>
+      </w:r>
+      <w:r>
+        <w:t xml:space="preserve"> — или правой кнопкой </w:t>
       </w:r>
       <w:r>
         <w:rPr>
@@ -2953,7 +2963,7 @@
         <w:t xml:space="preserve">«Удалить из сборки…»</w:t>
       </w:r>
       <w:r>
-        <w:t xml:space="preserve">.</w:t>
+        <w:t xml:space="preserve">. Головную сборку удалить нельзя. Если выделены и сборка, и что-то внутри неё, удаляется только сборка (её состав уходит вместе с ней).</w:t>
       </w:r>
     </w:p>
     <w:p>
@@ -2996,7 +3006,7 @@
         <w:t xml:space="preserve">«Только из сборки»</w:t>
       </w:r>
       <w:r>
-        <w:t xml:space="preserve"> — вхождения удаляются, файлы остаются на диске;</w:t>
+        <w:t xml:space="preserve"> (по умолчанию) — вхождения удаляются, файлы остаются на диске;</w:t>
       </w:r>
     </w:p>
     <w:p>
@@ -3027,7 +3037,32 @@
         </w:numPr>
       </w:pPr>
       <w:r>
-        <w:t xml:space="preserve">Перед изменением сборка и удаляемые файлы копируются в </w:t>
+        <w:t xml:space="preserve">Программа удаляет вхождения через КОМПАС (сначала API7, если не вышло — API5) и проверяет результат. Если КОМПАС удалить не смог, сборка не сохраняется, файлы не трогаются, а в журнале видно, какой способ что ответил.</w:t>
+      </w:r>
+    </w:p>
+    <w:p>
+      <w:pPr>
+        <w:pStyle w:val="Heading2"/>
+      </w:pPr>
+      <w:r>
+        <w:t xml:space="preserve">4.2а. Отмена: Ctrl+Z</w:t>
+      </w:r>
+    </w:p>
+    <w:p>
+      <w:r>
+        <w:rPr>
+          <w:b/>
+          <w:bCs/>
+        </w:rPr>
+        <w:t xml:space="preserve">Ctrl+Z</w:t>
+      </w:r>
+      <w:r>
+        <w:t xml:space="preserve"> (или «Правка → Отменить», кнопка на панели) отменяет последнее действие в изделии, сделанное в этом сеансе программы: удаление, вставку узла или изделия, добавление деталей, вставку из библиотеки, переобозначение и т. д. Нажимать можно несколько раз подряд — отменяются действия по очереди, до 20 последних. Перед отменой программа спросит подтверждение; файлы должны быть закрыты в КОМПАСе.</w:t>
+      </w:r>
+    </w:p>
+    <w:p>
+      <w:r>
+        <w:t xml:space="preserve">Отмена возвращает файлы из резервной копии </w:t>
       </w:r>
       <w:r>
         <w:rPr>
@@ -3038,7 +3073,7 @@
         <w:t xml:space="preserve">_backup</w:t>
       </w:r>
       <w:r>
-        <w:t xml:space="preserve">. Вернуть — «Обозначения → Откатить последнее переобозначение» (откатывается последняя операция любого вида).</w:t>
+        <w:t xml:space="preserve">, которую каждая операция делает перед изменением, и удаляет созданные операцией файлы. Изменения из прошлых сеансов возвращаются через «Обозначения → Откатить последнее переобозначение» (откатывается последняя операция любого вида).</w:t>
       </w:r>
     </w:p>
     <w:p>
@@ -3828,7 +3863,7 @@
         </w:numPr>
       </w:pPr>
       <w:r>
-        <w:t xml:space="preserve">Удаление вхождения из сборки через API — новый вызов; если не сработает, файлы не удаляются, в журнале видно, какой способ не прошёл.</w:t>
+        <w:t xml:space="preserve">Удаление вхождения из сборки через API — способы API7 и API5 пробуются по очереди; если ни один не сработает, сборка не меняется, а в журнале видно, что ответил КОМПАС (пришлите этот текст).</w:t>
       </w:r>
     </w:p>
     <w:p>

--- a/docs/Руководство КОМПАС-менеджер.docx
+++ b/docs/Руководство КОМПАС-менеджер.docx
@@ -12,7 +12,7 @@
     </w:p>
     <w:p>
       <w:r>
-        <w:t xml:space="preserve">Версия программы: 0.8.1. Файл программы — KompasManager.exe, последняя сборка:</w:t>
+        <w:t xml:space="preserve">Версия программы: 0.9. Файл программы — KompasManager.exe, последняя сборка:</w:t>
       </w:r>
     </w:p>
     <w:p>
@@ -34,48 +34,58 @@
         </w:numPr>
       </w:pPr>
       <w:r>
-        <w:t xml:space="preserve">Перед любой операцией программы (переобозначение, вставка, удаление, восстановление версии) </w:t>
-      </w:r>
-      <w:r>
-        <w:rPr>
-          <w:b/>
-          <w:bCs/>
-        </w:rPr>
-        <w:t xml:space="preserve">закройте затрагиваемые файлы в КОМПАСе</w:t>
-      </w:r>
-      <w:r>
-        <w:t xml:space="preserve">. Сам КОМПАС может быть открыт: программа использует его, ничего в нём не закрывая.</w:t>
-      </w:r>
-    </w:p>
-    <w:p>
-      <w:pPr>
-        <w:pStyle w:val="ListParagraph"/>
-        <w:numPr>
-          <w:ilvl w:val="0"/>
-          <w:numId w:val="2"/>
-        </w:numPr>
-      </w:pPr>
-      <w:r>
-        <w:rPr>
-          <w:b/>
-          <w:bCs/>
-        </w:rPr>
-        <w:t xml:space="preserve">Все файлы изделия держите внутри папки изделия</w:t>
-      </w:r>
-      <w:r>
-        <w:t xml:space="preserve"> (подпапки допустимы). Снаружи могут быть только библиотечные элементы. Тогда папку изделия можно копировать и переносить без поломки ссылок.</w:t>
-      </w:r>
-    </w:p>
-    <w:p>
-      <w:pPr>
-        <w:pStyle w:val="ListParagraph"/>
-        <w:numPr>
-          <w:ilvl w:val="0"/>
-          <w:numId w:val="2"/>
-        </w:numPr>
-      </w:pPr>
-      <w:r>
-        <w:t xml:space="preserve">Окно программы состоит из трёх частей: слева — разделы с проектами, в центре — текущее изделие, справа — </w:t>
+        <w:t xml:space="preserve">Сам КОМПАС может быть открыт: программа использует его, ничего в нём не закрывая. </w:t>
+      </w:r>
+      <w:r>
+        <w:rPr>
+          <w:b/>
+          <w:bCs/>
+        </w:rPr>
+        <w:t xml:space="preserve">Сборку, в которую вы что-то вставляете, удаляете, объединяете или разрушаете, можно держать открытой</w:t>
+      </w:r>
+      <w:r>
+        <w:t xml:space="preserve"> — программа работает прямо в ней (изменения сразу видны в окне) и сохраняет её; несохранённые правки этой сборки сохранятся вместе с изменениями программы. Перед переобозначением и откатом затрагиваемые файлы лучше закрыть.</w:t>
+      </w:r>
+    </w:p>
+    <w:p>
+      <w:pPr>
+        <w:pStyle w:val="ListParagraph"/>
+        <w:numPr>
+          <w:ilvl w:val="0"/>
+          <w:numId w:val="2"/>
+        </w:numPr>
+      </w:pPr>
+      <w:r>
+        <w:rPr>
+          <w:b/>
+          <w:bCs/>
+        </w:rPr>
+        <w:t xml:space="preserve">Проект</w:t>
+      </w:r>
+      <w:r>
+        <w:t xml:space="preserve"> — папка с изделиями: раздел → заказчик → проект → изделие. Все файлы изделий держите внутри папки проекта (в папках изделий, подпапки допустимы). Снаружи могут быть только библиотечные элементы. Тогда папку проекта можно копировать и переносить без поломки ссылок.</w:t>
+      </w:r>
+    </w:p>
+    <w:p>
+      <w:pPr>
+        <w:pStyle w:val="ListParagraph"/>
+        <w:numPr>
+          <w:ilvl w:val="0"/>
+          <w:numId w:val="2"/>
+        </w:numPr>
+      </w:pPr>
+      <w:r>
+        <w:t xml:space="preserve">Окно программы состоит из трёх частей: слева — разделы с проектами, в центре — </w:t>
+      </w:r>
+      <w:r>
+        <w:rPr>
+          <w:b/>
+          <w:bCs/>
+        </w:rPr>
+        <w:t xml:space="preserve">весь текущий проект одним деревом</w:t>
+      </w:r>
+      <w:r>
+        <w:t xml:space="preserve"> (все его изделия), справа — </w:t>
       </w:r>
       <w:r>
         <w:rPr>
@@ -85,19 +95,19 @@
         <w:t xml:space="preserve">источник</w:t>
       </w:r>
       <w:r>
-        <w:t xml:space="preserve"> (вкладки «Изделия» и «Библиотека»), откуда элементы вставляются в выделенную сборку текущего изделия.</w:t>
-      </w:r>
-    </w:p>
-    <w:p>
-      <w:pPr>
-        <w:pStyle w:val="ListParagraph"/>
-        <w:numPr>
-          <w:ilvl w:val="0"/>
-          <w:numId w:val="2"/>
-        </w:numPr>
-      </w:pPr>
-      <w:r>
-        <w:t xml:space="preserve">Служебные папки программы внутри изделия: </w:t>
+        <w:t xml:space="preserve"> (вкладки «Изделия» и «Библиотека»), откуда элементы вставляются в выделенную сборку.</w:t>
+      </w:r>
+    </w:p>
+    <w:p>
+      <w:pPr>
+        <w:pStyle w:val="ListParagraph"/>
+        <w:numPr>
+          <w:ilvl w:val="0"/>
+          <w:numId w:val="2"/>
+        </w:numPr>
+      </w:pPr>
+      <w:r>
+        <w:t xml:space="preserve">Служебные папки программы внутри проекта: </w:t>
       </w:r>
       <w:r>
         <w:rPr>
@@ -2644,7 +2654,7 @@
         </w:numPr>
       </w:pPr>
       <w:r>
-        <w:t xml:space="preserve">Программа через КОМПАС создаст модели, задаст обозначения и наименования, назовёт файлы «Обозначение - Наименование», вставит компоненты в сборки и откроет изделие. Схема и код запомнятся в файле </w:t>
+        <w:t xml:space="preserve">Программа через КОМПАС создаст модели, задаст обозначения и наименования, назовёт файлы «Обозначение - Наименование», вставит компоненты в сборки и откроет проект с новым изделием. Схема и код запомнятся в файле </w:t>
       </w:r>
       <w:r>
         <w:rPr>
@@ -2655,7 +2665,88 @@
         <w:t xml:space="preserve">.kompas_manager.json</w:t>
       </w:r>
       <w:r>
-        <w:t xml:space="preserve"> в папке изделия.</w:t>
+        <w:t xml:space="preserve"> в папке изделия, а для первого изделия проекта — и в папке проекта (это схема всего проекта).</w:t>
+      </w:r>
+    </w:p>
+    <w:p>
+      <w:pPr>
+        <w:pStyle w:val="Heading2"/>
+      </w:pPr>
+      <w:r>
+        <w:t xml:space="preserve">3.2а. Проект целиком</w:t>
+      </w:r>
+    </w:p>
+    <w:p>
+      <w:r>
+        <w:t xml:space="preserve">Щелчок по изделию в разделах открывает </w:t>
+      </w:r>
+      <w:r>
+        <w:rPr>
+          <w:b/>
+          <w:bCs/>
+        </w:rPr>
+        <w:t xml:space="preserve">весь его проект</w:t>
+      </w:r>
+      <w:r>
+        <w:t xml:space="preserve">: в центре одно дерево со всеми изделиями проекта, выбранное изделие выделено. Щелчок по папке проекта (значок с домиком) — то же самое.</w:t>
+      </w:r>
+    </w:p>
+    <w:p>
+      <w:pPr>
+        <w:pStyle w:val="ListParagraph"/>
+        <w:numPr>
+          <w:ilvl w:val="0"/>
+          <w:numId w:val="2"/>
+        </w:numPr>
+      </w:pPr>
+      <w:r>
+        <w:t xml:space="preserve">Головные сборки дерева — изделия, которые никуда не входят. Изделие, включённое в другое, видно только внутри него.</w:t>
+      </w:r>
+    </w:p>
+    <w:p>
+      <w:pPr>
+        <w:pStyle w:val="ListParagraph"/>
+        <w:numPr>
+          <w:ilvl w:val="0"/>
+          <w:numId w:val="2"/>
+        </w:numPr>
+      </w:pPr>
+      <w:r>
+        <w:t xml:space="preserve">Изделия одного проекта включаются друг в друга </w:t>
+      </w:r>
+      <w:r>
+        <w:rPr>
+          <w:b/>
+          <w:bCs/>
+        </w:rPr>
+        <w:t xml:space="preserve">ссылкой</w:t>
+      </w:r>
+      <w:r>
+        <w:t xml:space="preserve"> — файлы не копируются, изменения включённого изделия видны везде (п. 4.5). Вложить изделие само в себя (в том числе через другое изделие) программа не даст.</w:t>
+      </w:r>
+    </w:p>
+    <w:p>
+      <w:pPr>
+        <w:pStyle w:val="ListParagraph"/>
+        <w:numPr>
+          <w:ilvl w:val="0"/>
+          <w:numId w:val="2"/>
+        </w:numPr>
+      </w:pPr>
+      <w:r>
+        <w:t xml:space="preserve">Удалить включённое изделие из сборки — Del (п. 4.2); его файлы при этом не удаляются, оно снова становится отдельным изделием проекта.</w:t>
+      </w:r>
+    </w:p>
+    <w:p>
+      <w:pPr>
+        <w:pStyle w:val="ListParagraph"/>
+        <w:numPr>
+          <w:ilvl w:val="0"/>
+          <w:numId w:val="2"/>
+        </w:numPr>
+      </w:pPr>
+      <w:r>
+        <w:t xml:space="preserve">Схема обозначения и код — общие для проекта; «Применить схему» нумерует все изделия проекта (у второй и следующих головных сборок — следующие номера сборок).</w:t>
       </w:r>
     </w:p>
     <w:p>
@@ -3081,34 +3172,60 @@
         <w:pStyle w:val="Heading2"/>
       </w:pPr>
       <w:r>
-        <w:t xml:space="preserve">4.3. Переделать узел целиком с возможностью вернуться (версии)</w:t>
-      </w:r>
-    </w:p>
-    <w:p>
-      <w:r>
-        <w:t xml:space="preserve">Ваш сценарий: нужно полностью переделать «Узел ввода сырья», но так, чтобы можно было вернуться к старому варианту.</w:t>
-      </w:r>
-    </w:p>
-    <w:p>
-      <w:pPr>
-        <w:pStyle w:val="ListParagraph"/>
-        <w:numPr>
-          <w:ilvl w:val="0"/>
-          <w:numId w:val="11"/>
-        </w:numPr>
-      </w:pPr>
-      <w:r>
-        <w:t xml:space="preserve">Правой кнопкой на сборке узла выберите </w:t>
-      </w:r>
-      <w:r>
-        <w:rPr>
-          <w:b/>
-          <w:bCs/>
-        </w:rPr>
-        <w:t xml:space="preserve">«Версии узла…» → «Сохранить текущую версию…»</w:t>
-      </w:r>
-      <w:r>
-        <w:t xml:space="preserve"> и напишите комментарий, например «Вариант 1 по ТЗ от 20.10». Узел со всем составом, чертежами и спецификациями упаковывается в архив в папке </w:t>
+        <w:t xml:space="preserve">4.2б. Объединить в подсборку и разрушить сборку</w:t>
+      </w:r>
+    </w:p>
+    <w:p>
+      <w:r>
+        <w:t xml:space="preserve">Это те же команды, что в КОМПАСе, только из дерева программы.</w:t>
+      </w:r>
+    </w:p>
+    <w:p>
+      <w:pPr>
+        <w:pStyle w:val="ListParagraph"/>
+        <w:numPr>
+          <w:ilvl w:val="0"/>
+          <w:numId w:val="2"/>
+        </w:numPr>
+      </w:pPr>
+      <w:r>
+        <w:rPr>
+          <w:b/>
+          <w:bCs/>
+        </w:rPr>
+        <w:t xml:space="preserve">Объединить в подсборку</w:t>
+      </w:r>
+      <w:r>
+        <w:t xml:space="preserve">: выделите в одной сборке детали и сборки (Ctrl или Shift + щелчок), правой кнопкой — «Объединить в подсборку…». Задайте наименование; обозначение предлагается следующим свободным по схеме (можно исправить). Программа создаст подсборку в папке сборки, перенесёт в неё все вхождения выделенных элементов </w:t>
+      </w:r>
+      <w:r>
+        <w:rPr>
+          <w:b/>
+          <w:bCs/>
+        </w:rPr>
+        <w:t xml:space="preserve">в тех же положениях</w:t>
+      </w:r>
+      <w:r>
+        <w:t xml:space="preserve"> и вставит подсборку на их место.</w:t>
+      </w:r>
+    </w:p>
+    <w:p>
+      <w:pPr>
+        <w:pStyle w:val="ListParagraph"/>
+        <w:numPr>
+          <w:ilvl w:val="0"/>
+          <w:numId w:val="2"/>
+        </w:numPr>
+      </w:pPr>
+      <w:r>
+        <w:rPr>
+          <w:b/>
+          <w:bCs/>
+        </w:rPr>
+        <w:t xml:space="preserve">Разрушить сборку</w:t>
+      </w:r>
+      <w:r>
+        <w:t xml:space="preserve">: правой кнопкой на подсборке — «Разрушить сборку…». Её компоненты переходят в родительскую сборку в тех же положениях, вхождения подсборки удаляются. Файл подсборки остаётся на диске, но выпадает из структуры — при архивации уйдёт в </w:t>
       </w:r>
       <w:r>
         <w:rPr>
@@ -3116,10 +3233,59 @@
           <w:sz w:val="20"/>
           <w:szCs w:val="20"/>
         </w:rPr>
-        <w:t xml:space="preserve">_versions</w:t>
-      </w:r>
-      <w:r>
-        <w:t xml:space="preserve"> изделия.</w:t>
+        <w:t xml:space="preserve">_old</w:t>
+      </w:r>
+      <w:r>
+        <w:t xml:space="preserve">.</w:t>
+      </w:r>
+    </w:p>
+    <w:p>
+      <w:pPr>
+        <w:pStyle w:val="ListParagraph"/>
+        <w:numPr>
+          <w:ilvl w:val="0"/>
+          <w:numId w:val="2"/>
+        </w:numPr>
+      </w:pPr>
+      <w:r>
+        <w:t xml:space="preserve">Сопряжения перенесённых компонентов с остальной сборкой не переносятся — после операции проверьте сборку в КОМПАСе. Если положение какого-то компонента перенести не удалось, программа скажет об этом, и он будет стоять в начале координат.</w:t>
+      </w:r>
+    </w:p>
+    <w:p>
+      <w:pPr>
+        <w:pStyle w:val="ListParagraph"/>
+        <w:numPr>
+          <w:ilvl w:val="0"/>
+          <w:numId w:val="2"/>
+        </w:numPr>
+      </w:pPr>
+      <w:r>
+        <w:t xml:space="preserve">Обозначения перенесённых деталей не меняются; чтобы они получили номера новой подсборки — «Применить схему» и «Переобозначить».</w:t>
+      </w:r>
+    </w:p>
+    <w:p>
+      <w:pPr>
+        <w:pStyle w:val="ListParagraph"/>
+        <w:numPr>
+          <w:ilvl w:val="0"/>
+          <w:numId w:val="2"/>
+        </w:numPr>
+      </w:pPr>
+      <w:r>
+        <w:t xml:space="preserve">Отмена — Ctrl+Z.</w:t>
+      </w:r>
+    </w:p>
+    <w:p>
+      <w:pPr>
+        <w:pStyle w:val="Heading2"/>
+      </w:pPr>
+      <w:r>
+        <w:t xml:space="preserve">4.3. Переделать узел целиком с возможностью вернуться (версии)</w:t>
+      </w:r>
+    </w:p>
+    <w:p>
+      <w:r>
+        <w:t xml:space="preserve">Ваш сценарий: нужно полностью переделать «Узел ввода сырья», но так, чтобы можно было вернуться к старому варианту.</w:t>
       </w:r>
     </w:p>
     <w:p>
@@ -3131,77 +3297,17 @@
         </w:numPr>
       </w:pPr>
       <w:r>
-        <w:t xml:space="preserve">Переделывайте узел как угодно: удаляйте и добавляйте детали, меняйте геометрию, переобозначайте.</w:t>
-      </w:r>
-    </w:p>
-    <w:p>
-      <w:pPr>
-        <w:pStyle w:val="ListParagraph"/>
-        <w:numPr>
-          <w:ilvl w:val="0"/>
-          <w:numId w:val="11"/>
-        </w:numPr>
-      </w:pPr>
-      <w:r>
-        <w:t xml:space="preserve">Чтобы вернуться: «Версии узла…», выберите версию и нажмите </w:t>
-      </w:r>
-      <w:r>
-        <w:rPr>
-          <w:b/>
-          <w:bCs/>
-        </w:rPr>
-        <w:t xml:space="preserve">«Восстановить выбранную…»</w:t>
-      </w:r>
-      <w:r>
-        <w:t xml:space="preserve">. Программа:</w:t>
-      </w:r>
-    </w:p>
-    <w:p>
-      <w:pPr>
-        <w:pStyle w:val="ListParagraph"/>
-        <w:numPr>
-          <w:ilvl w:val="1"/>
-          <w:numId w:val="2"/>
-        </w:numPr>
-      </w:pPr>
-      <w:r>
-        <w:t xml:space="preserve">сначала сама сохранит текущий вариант как версию, так что его тоже можно будет вернуть;</w:t>
-      </w:r>
-    </w:p>
-    <w:p>
-      <w:pPr>
-        <w:pStyle w:val="ListParagraph"/>
-        <w:numPr>
-          <w:ilvl w:val="1"/>
-          <w:numId w:val="2"/>
-        </w:numPr>
-      </w:pPr>
-      <w:r>
-        <w:t xml:space="preserve">распакует старые файлы на их прежние места — связи между ними восстанавливаются, потому что пути те же;</w:t>
-      </w:r>
-    </w:p>
-    <w:p>
-      <w:pPr>
-        <w:pStyle w:val="ListParagraph"/>
-        <w:numPr>
-          <w:ilvl w:val="1"/>
-          <w:numId w:val="2"/>
-        </w:numPr>
-      </w:pPr>
-      <w:r>
-        <w:t xml:space="preserve">если у текущего узла другой файл головной сборки, перепривяжет родительские сборки на старый;</w:t>
-      </w:r>
-    </w:p>
-    <w:p>
-      <w:pPr>
-        <w:pStyle w:val="ListParagraph"/>
-        <w:numPr>
-          <w:ilvl w:val="1"/>
-          <w:numId w:val="2"/>
-        </w:numPr>
-      </w:pPr>
-      <w:r>
-        <w:t xml:space="preserve">по галочке уберёт в </w:t>
+        <w:t xml:space="preserve">Правой кнопкой на сборке узла выберите </w:t>
+      </w:r>
+      <w:r>
+        <w:rPr>
+          <w:b/>
+          <w:bCs/>
+        </w:rPr>
+        <w:t xml:space="preserve">«Версии узла…» → «Сохранить текущую версию…»</w:t>
+      </w:r>
+      <w:r>
+        <w:t xml:space="preserve"> и напишите комментарий, например «Вариант 1 по ТЗ от 20.10». Узел со всем составом, чертежами и спецификациями упаковывается в архив в папке </w:t>
       </w:r>
       <w:r>
         <w:rPr>
@@ -3209,10 +3315,10 @@
           <w:sz w:val="20"/>
           <w:szCs w:val="20"/>
         </w:rPr>
-        <w:t xml:space="preserve">_old</w:t>
-      </w:r>
-      <w:r>
-        <w:t xml:space="preserve"> файлы нового варианта, которых в старом не было.</w:t>
+        <w:t xml:space="preserve">_versions</w:t>
+      </w:r>
+      <w:r>
+        <w:t xml:space="preserve"> изделия.</w:t>
       </w:r>
     </w:p>
     <w:p>
@@ -3224,428 +3330,77 @@
         </w:numPr>
       </w:pPr>
       <w:r>
-        <w:t xml:space="preserve">Сохраняйте версию перед каждой крупной переделкой — это дёшево, архивы небольшие.</w:t>
-      </w:r>
-    </w:p>
-    <w:p>
-      <w:pPr>
-        <w:pStyle w:val="Heading2"/>
-      </w:pPr>
-      <w:r>
-        <w:t xml:space="preserve">4.4. Обозначения и наименования</w:t>
-      </w:r>
-    </w:p>
-    <w:p>
-      <w:pPr>
-        <w:pStyle w:val="ListParagraph"/>
-        <w:numPr>
-          <w:ilvl w:val="0"/>
-          <w:numId w:val="2"/>
-        </w:numPr>
-      </w:pPr>
-      <w:r>
-        <w:rPr>
-          <w:b/>
-          <w:bCs/>
-        </w:rPr>
-        <w:t xml:space="preserve">Правка вручную</w:t>
-      </w:r>
-      <w:r>
-        <w:t xml:space="preserve">: двойной щелчок по обозначению или наименованию в дереве. Изменения сначала только подсвечиваются синим.</w:t>
-      </w:r>
-    </w:p>
-    <w:p>
-      <w:pPr>
-        <w:pStyle w:val="ListParagraph"/>
-        <w:numPr>
-          <w:ilvl w:val="0"/>
-          <w:numId w:val="2"/>
-        </w:numPr>
-      </w:pPr>
-      <w:r>
-        <w:rPr>
-          <w:b/>
-          <w:bCs/>
-        </w:rPr>
-        <w:t xml:space="preserve">«Применить схему»</w:t>
-      </w:r>
-      <w:r>
-        <w:t xml:space="preserve"> пересчитывает обозначения всего изделия по дереву.</w:t>
-      </w:r>
-    </w:p>
-    <w:p>
-      <w:pPr>
-        <w:pStyle w:val="ListParagraph"/>
-        <w:numPr>
-          <w:ilvl w:val="0"/>
-          <w:numId w:val="2"/>
-        </w:numPr>
-      </w:pPr>
-      <w:r>
-        <w:rPr>
-          <w:b/>
-          <w:bCs/>
-        </w:rPr>
-        <w:t xml:space="preserve">Групповая правка</w:t>
-      </w:r>
-      <w:r>
-        <w:t xml:space="preserve">: выделите несколько строк (Ctrl или Shift + щелчок), правой кнопкой — </w:t>
-      </w:r>
-      <w:r>
-        <w:rPr>
-          <w:b/>
-          <w:bCs/>
-        </w:rPr>
-        <w:t xml:space="preserve">«Изменить выделенные…»</w:t>
-      </w:r>
-      <w:r>
-        <w:t xml:space="preserve">: наименование — заменить текст, добавить в начало или в конец, задать одинаковое; обозначение — найти и заменить. В окне сразу видно, что получится.</w:t>
-      </w:r>
-    </w:p>
-    <w:p>
-      <w:pPr>
-        <w:pStyle w:val="ListParagraph"/>
-        <w:numPr>
-          <w:ilvl w:val="0"/>
-          <w:numId w:val="2"/>
-        </w:numPr>
-      </w:pPr>
-      <w:r>
-        <w:rPr>
-          <w:b/>
-          <w:bCs/>
-        </w:rPr>
-        <w:t xml:space="preserve">«Найти и заменить»</w:t>
-      </w:r>
-      <w:r>
-        <w:t xml:space="preserve"> (Ctrl+H) — массовая замена в наименованиях или обозначениях, во всём изделии или в выделенной сборке.</w:t>
-      </w:r>
-    </w:p>
-    <w:p>
-      <w:pPr>
-        <w:pStyle w:val="ListParagraph"/>
-        <w:numPr>
-          <w:ilvl w:val="0"/>
-          <w:numId w:val="2"/>
-        </w:numPr>
-      </w:pPr>
-      <w:r>
-        <w:t xml:space="preserve">Правой кнопкой: </w:t>
-      </w:r>
-      <w:r>
-        <w:rPr>
-          <w:b/>
-          <w:bCs/>
-        </w:rPr>
-        <w:t xml:space="preserve">«Закрепить номер»</w:t>
-      </w:r>
-      <w:r>
-        <w:t xml:space="preserve"> — автонумерация не будет его трогать; </w:t>
-      </w:r>
-      <w:r>
-        <w:rPr>
-          <w:b/>
-          <w:bCs/>
-        </w:rPr>
-        <w:t xml:space="preserve">«Не нумеровать»</w:t>
-      </w:r>
-      <w:r>
-        <w:t xml:space="preserve"> — для стандартных и покупных изделий.</w:t>
-      </w:r>
-    </w:p>
-    <w:p>
-      <w:pPr>
-        <w:pStyle w:val="ListParagraph"/>
-        <w:numPr>
-          <w:ilvl w:val="0"/>
-          <w:numId w:val="2"/>
-        </w:numPr>
-      </w:pPr>
-      <w:r>
-        <w:rPr>
-          <w:b/>
-          <w:bCs/>
-        </w:rPr>
-        <w:t xml:space="preserve">Только часть изделия</w:t>
-      </w:r>
-      <w:r>
-        <w:t xml:space="preserve">: правой кнопкой на сборке — «Переобозначить только эту ветку…», или выделить несколько строк — «Переобозначить выделенные ветки…». Остальные ожидающие изменения остаются.</w:t>
-      </w:r>
-    </w:p>
-    <w:p>
-      <w:pPr>
-        <w:pStyle w:val="ListParagraph"/>
-        <w:numPr>
-          <w:ilvl w:val="0"/>
-          <w:numId w:val="2"/>
-        </w:numPr>
-      </w:pPr>
-      <w:r>
-        <w:rPr>
-          <w:b/>
-          <w:bCs/>
-        </w:rPr>
-        <w:t xml:space="preserve">«Переобозначить» (Ctrl+Enter)</w:t>
-      </w:r>
-      <w:r>
-        <w:t xml:space="preserve"> показывает таблицу «было → стало» по всем файлам: модели, их чертежи и спецификации, документы со ссылками. После подтверждения программа переименовывает файлы, пишет свойства и штампы и перепривязывает ссылки.</w:t>
-      </w:r>
-    </w:p>
-    <w:p>
-      <w:pPr>
-        <w:pStyle w:val="ListParagraph"/>
-        <w:numPr>
-          <w:ilvl w:val="0"/>
-          <w:numId w:val="2"/>
-        </w:numPr>
-      </w:pPr>
-      <w:r>
-        <w:t xml:space="preserve">Откат — «Обозначения → Откатить последнее переобозначение».</w:t>
-      </w:r>
-    </w:p>
-    <w:p>
-      <w:pPr>
-        <w:pStyle w:val="Heading2"/>
-      </w:pPr>
-      <w:r>
-        <w:t xml:space="preserve">4.5. Встроить одно изделие (или узел) в другое</w:t>
-      </w:r>
-    </w:p>
-    <w:p>
-      <w:r>
-        <w:t xml:space="preserve">Встроить можно тремя способами — результат одинаковый.</w:t>
-      </w:r>
-    </w:p>
-    <w:p>
-      <w:r>
-        <w:rPr>
-          <w:b/>
-          <w:bCs/>
-        </w:rPr>
-        <w:t xml:space="preserve">Перетаскиванием.</w:t>
-      </w:r>
-      <w:r>
-        <w:t xml:space="preserve"> Возьмите мышью и бросьте на сборку в дереве изделия в центре:</w:t>
-      </w:r>
-    </w:p>
-    <w:p>
-      <w:pPr>
-        <w:pStyle w:val="ListParagraph"/>
-        <w:numPr>
-          <w:ilvl w:val="0"/>
-          <w:numId w:val="2"/>
-        </w:numPr>
-      </w:pPr>
-      <w:r>
-        <w:t xml:space="preserve">изделие (жирная папка) из разделов слева или из разделов справа — встраивается его головная сборка, то есть всё изделие (если головных сборок несколько, программа спросит, какую);</w:t>
-      </w:r>
-    </w:p>
-    <w:p>
-      <w:pPr>
-        <w:pStyle w:val="ListParagraph"/>
-        <w:numPr>
-          <w:ilvl w:val="0"/>
-          <w:numId w:val="2"/>
-        </w:numPr>
-      </w:pPr>
-      <w:r>
-        <w:t xml:space="preserve">сборку или деталь из состава изделия-источника справа (вкладка «Изделия»);</w:t>
-      </w:r>
-    </w:p>
-    <w:p>
-      <w:pPr>
-        <w:pStyle w:val="ListParagraph"/>
-        <w:numPr>
-          <w:ilvl w:val="0"/>
-          <w:numId w:val="2"/>
-        </w:numPr>
-      </w:pPr>
-      <w:r>
-        <w:t xml:space="preserve">сборку или деталь из самого дерева изделия — в другую сборку этого же изделия.</w:t>
-      </w:r>
-    </w:p>
-    <w:p>
-      <w:r>
-        <w:t xml:space="preserve">Если бросить на деталь — вставка пойдёт в её сборку.</w:t>
-      </w:r>
-    </w:p>
-    <w:p>
-      <w:r>
-        <w:rPr>
-          <w:b/>
-          <w:bCs/>
-        </w:rPr>
-        <w:t xml:space="preserve">Ctrl+C / Ctrl+V.</w:t>
-      </w:r>
-      <w:r>
-        <w:t xml:space="preserve"> Выделите изделие в разделах, узел в составе источника или узел в дереве изделия и нажмите </w:t>
-      </w:r>
-      <w:r>
-        <w:rPr>
-          <w:b/>
-          <w:bCs/>
-        </w:rPr>
-        <w:t xml:space="preserve">Ctrl+C</w:t>
-      </w:r>
-      <w:r>
-        <w:t xml:space="preserve"> (или правой кнопкой «Копировать узел» / «Копировать изделие для вставки в сборку»). Затем выделите сборку в дереве изделия и нажмите </w:t>
-      </w:r>
-      <w:r>
-        <w:rPr>
-          <w:b/>
-          <w:bCs/>
-        </w:rPr>
-        <w:t xml:space="preserve">Ctrl+V</w:t>
-      </w:r>
-      <w:r>
-        <w:t xml:space="preserve"> (или правой кнопкой «Вставить … в …»). Скопированное запоминается, его можно вставить несколько раз.</w:t>
-      </w:r>
-    </w:p>
-    <w:p>
-      <w:r>
-        <w:rPr>
-          <w:b/>
-          <w:bCs/>
-        </w:rPr>
-        <w:t xml:space="preserve">Кнопкой.</w:t>
-      </w:r>
-      <w:r>
-        <w:t xml:space="preserve"> Справа, вкладка «Изделия»: щёлкните по изделию-источнику, выделите в его составе сборку или деталь и нажмите </w:t>
-      </w:r>
-      <w:r>
-        <w:rPr>
-          <w:b/>
-          <w:bCs/>
-        </w:rPr>
-        <w:t xml:space="preserve">«← Вставить в выделенную сборку»</w:t>
-      </w:r>
-      <w:r>
-        <w:t xml:space="preserve"> (или двойной щелчок).</w:t>
-      </w:r>
-    </w:p>
-    <w:p>
-      <w:r>
-        <w:t xml:space="preserve">Первый раз программа читает файлы изделия-источника через КОМПАС, затем его состав появится справа.</w:t>
-      </w:r>
-    </w:p>
-    <w:p>
-      <w:r>
-        <w:rPr>
-          <w:b/>
-          <w:bCs/>
-        </w:rPr>
-        <w:t xml:space="preserve">Из другого изделия</w:t>
-      </w:r>
-      <w:r>
-        <w:t xml:space="preserve"> программа спросит:</w:t>
-      </w:r>
-    </w:p>
-    <w:p>
-      <w:pPr>
-        <w:pStyle w:val="ListParagraph"/>
-        <w:numPr>
-          <w:ilvl w:val="0"/>
-          <w:numId w:val="2"/>
-        </w:numPr>
-      </w:pPr>
-      <w:r>
-        <w:rPr>
-          <w:b/>
-          <w:bCs/>
-        </w:rPr>
-        <w:t xml:space="preserve">«Вставить и пронумеровать по схеме»</w:t>
-      </w:r>
-      <w:r>
-        <w:t xml:space="preserve"> — после вставки узел получает следующие свободные обозначения по схеме текущего изделия; они показываются синим, проверьте и нажмите «Переобозначить» — файлы, свойства, штампы обновятся;</w:t>
-      </w:r>
-    </w:p>
-    <w:p>
-      <w:pPr>
-        <w:pStyle w:val="ListParagraph"/>
-        <w:numPr>
-          <w:ilvl w:val="0"/>
-          <w:numId w:val="2"/>
-        </w:numPr>
-      </w:pPr>
-      <w:r>
-        <w:rPr>
-          <w:b/>
-          <w:bCs/>
-        </w:rPr>
-        <w:t xml:space="preserve">«Вставить без изменения обозначений»</w:t>
-      </w:r>
-      <w:r>
-        <w:t xml:space="preserve"> — обозначения остаются как в источнике.</w:t>
-      </w:r>
-    </w:p>
-    <w:p>
-      <w:r>
-        <w:t xml:space="preserve">Файлы узла (модели, чертежи, спецификации) копируются в папку выбранной сборки с сохранением своей раскладки (если имена заняты — в подпапку с именем узла); библиотечные и другие внешние файлы узла тоже копируются в изделие; все ссылки перепривязываются — </w:t>
-      </w:r>
-      <w:r>
-        <w:rPr>
-          <w:b/>
-          <w:bCs/>
-        </w:rPr>
-        <w:t xml:space="preserve">узел полностью отвязан от исходных файлов</w:t>
-      </w:r>
-      <w:r>
-        <w:t xml:space="preserve">. Источник не меняется.</w:t>
-      </w:r>
-    </w:p>
-    <w:p>
-      <w:r>
-        <w:rPr>
-          <w:b/>
-          <w:bCs/>
-        </w:rPr>
-        <w:t xml:space="preserve">Внутри того же изделия</w:t>
-      </w:r>
-      <w:r>
-        <w:t xml:space="preserve"> программа спросит:</w:t>
-      </w:r>
-    </w:p>
-    <w:p>
-      <w:pPr>
-        <w:pStyle w:val="ListParagraph"/>
-        <w:numPr>
-          <w:ilvl w:val="0"/>
-          <w:numId w:val="2"/>
-        </w:numPr>
-      </w:pPr>
-      <w:r>
-        <w:rPr>
-          <w:b/>
-          <w:bCs/>
-        </w:rPr>
-        <w:t xml:space="preserve">«Ещё одно вхождение»</w:t>
-      </w:r>
-      <w:r>
-        <w:t xml:space="preserve"> — в сборку добавляется тот же файл, ничего не копируется; изменения узла будут видны во всех местах, где он стоит;</w:t>
-      </w:r>
-    </w:p>
-    <w:p>
-      <w:pPr>
-        <w:pStyle w:val="ListParagraph"/>
-        <w:numPr>
-          <w:ilvl w:val="0"/>
-          <w:numId w:val="2"/>
-        </w:numPr>
-      </w:pPr>
-      <w:r>
-        <w:rPr>
-          <w:b/>
-          <w:bCs/>
-        </w:rPr>
-        <w:t xml:space="preserve">«Независимая копия»</w:t>
-      </w:r>
-      <w:r>
-        <w:t xml:space="preserve"> — файлы узла копируются и получают новые номера по схеме (показываются синим → «Переобозначить»); копию можно менять отдельно.</w:t>
-      </w:r>
-    </w:p>
-    <w:p>
-      <w:r>
-        <w:t xml:space="preserve">Вставить сборку саму в себя или в собственный узел нельзя. Перед изменением сборка копируется в </w:t>
+        <w:t xml:space="preserve">Переделывайте узел как угодно: удаляйте и добавляйте детали, меняйте геометрию, переобозначайте.</w:t>
+      </w:r>
+    </w:p>
+    <w:p>
+      <w:pPr>
+        <w:pStyle w:val="ListParagraph"/>
+        <w:numPr>
+          <w:ilvl w:val="0"/>
+          <w:numId w:val="11"/>
+        </w:numPr>
+      </w:pPr>
+      <w:r>
+        <w:t xml:space="preserve">Чтобы вернуться: «Версии узла…», выберите версию и нажмите </w:t>
+      </w:r>
+      <w:r>
+        <w:rPr>
+          <w:b/>
+          <w:bCs/>
+        </w:rPr>
+        <w:t xml:space="preserve">«Восстановить выбранную…»</w:t>
+      </w:r>
+      <w:r>
+        <w:t xml:space="preserve">. Программа:</w:t>
+      </w:r>
+    </w:p>
+    <w:p>
+      <w:pPr>
+        <w:pStyle w:val="ListParagraph"/>
+        <w:numPr>
+          <w:ilvl w:val="1"/>
+          <w:numId w:val="2"/>
+        </w:numPr>
+      </w:pPr>
+      <w:r>
+        <w:t xml:space="preserve">сначала сама сохранит текущий вариант как версию, так что его тоже можно будет вернуть;</w:t>
+      </w:r>
+    </w:p>
+    <w:p>
+      <w:pPr>
+        <w:pStyle w:val="ListParagraph"/>
+        <w:numPr>
+          <w:ilvl w:val="1"/>
+          <w:numId w:val="2"/>
+        </w:numPr>
+      </w:pPr>
+      <w:r>
+        <w:t xml:space="preserve">распакует старые файлы на их прежние места — связи между ними восстанавливаются, потому что пути те же;</w:t>
+      </w:r>
+    </w:p>
+    <w:p>
+      <w:pPr>
+        <w:pStyle w:val="ListParagraph"/>
+        <w:numPr>
+          <w:ilvl w:val="1"/>
+          <w:numId w:val="2"/>
+        </w:numPr>
+      </w:pPr>
+      <w:r>
+        <w:t xml:space="preserve">если у текущего узла другой файл головной сборки, перепривяжет родительские сборки на старый;</w:t>
+      </w:r>
+    </w:p>
+    <w:p>
+      <w:pPr>
+        <w:pStyle w:val="ListParagraph"/>
+        <w:numPr>
+          <w:ilvl w:val="1"/>
+          <w:numId w:val="2"/>
+        </w:numPr>
+      </w:pPr>
+      <w:r>
+        <w:t xml:space="preserve">по галочке уберёт в </w:t>
       </w:r>
       <w:r>
         <w:rPr>
@@ -3653,10 +3408,22 @@
           <w:sz w:val="20"/>
           <w:szCs w:val="20"/>
         </w:rPr>
-        <w:t xml:space="preserve">_backup</w:t>
-      </w:r>
-      <w:r>
-        <w:t xml:space="preserve">.</w:t>
+        <w:t xml:space="preserve">_old</w:t>
+      </w:r>
+      <w:r>
+        <w:t xml:space="preserve"> файлы нового варианта, которых в старом не было.</w:t>
+      </w:r>
+    </w:p>
+    <w:p>
+      <w:pPr>
+        <w:pStyle w:val="ListParagraph"/>
+        <w:numPr>
+          <w:ilvl w:val="0"/>
+          <w:numId w:val="11"/>
+        </w:numPr>
+      </w:pPr>
+      <w:r>
+        <w:t xml:space="preserve">Сохраняйте версию перед каждой крупной переделкой — это дёшево, архивы небольшие.</w:t>
       </w:r>
     </w:p>
     <w:p>
@@ -3664,63 +3431,175 @@
         <w:pStyle w:val="Heading2"/>
       </w:pPr>
       <w:r>
-        <w:t xml:space="preserve">4.6. Скопировать изделие или проект целиком</w:t>
-      </w:r>
-    </w:p>
-    <w:p>
-      <w:pPr>
-        <w:pStyle w:val="ListParagraph"/>
-        <w:numPr>
-          <w:ilvl w:val="0"/>
-          <w:numId w:val="12"/>
-        </w:numPr>
-      </w:pPr>
-      <w:r>
-        <w:t xml:space="preserve">В дереве слева правой кнопкой на папке выберите </w:t>
-      </w:r>
-      <w:r>
-        <w:rPr>
-          <w:b/>
-          <w:bCs/>
-        </w:rPr>
-        <w:t xml:space="preserve">«Копировать папку»</w:t>
-      </w:r>
-      <w:r>
-        <w:t xml:space="preserve">, затем правой кнопкой на папке назначения — </w:t>
-      </w:r>
-      <w:r>
-        <w:rPr>
-          <w:b/>
-          <w:bCs/>
-        </w:rPr>
-        <w:t xml:space="preserve">«Вставить папку»</w:t>
-      </w:r>
-      <w:r>
-        <w:t xml:space="preserve">.</w:t>
-      </w:r>
-    </w:p>
-    <w:p>
-      <w:pPr>
-        <w:pStyle w:val="ListParagraph"/>
-        <w:numPr>
-          <w:ilvl w:val="0"/>
-          <w:numId w:val="12"/>
-        </w:numPr>
-      </w:pPr>
-      <w:r>
-        <w:t xml:space="preserve">После вставки программа сама проверит ссылки копии и перепривяжет те, что вели в оригинал. Обычно КОМПАС находит файлы копии сам, и перепривязывать нечего.</w:t>
-      </w:r>
-    </w:p>
-    <w:p>
-      <w:pPr>
-        <w:pStyle w:val="ListParagraph"/>
-        <w:numPr>
-          <w:ilvl w:val="0"/>
-          <w:numId w:val="12"/>
-        </w:numPr>
-      </w:pPr>
-      <w:r>
-        <w:t xml:space="preserve">Чтобы сделать из копии новое изделие с новым кодом: откройте копию, «Обозначения → Схема обозначения…», задайте новый код, затем «Применить схему» и «Переобозначить».</w:t>
+        <w:t xml:space="preserve">4.4. Обозначения и наименования</w:t>
+      </w:r>
+    </w:p>
+    <w:p>
+      <w:pPr>
+        <w:pStyle w:val="ListParagraph"/>
+        <w:numPr>
+          <w:ilvl w:val="0"/>
+          <w:numId w:val="2"/>
+        </w:numPr>
+      </w:pPr>
+      <w:r>
+        <w:rPr>
+          <w:b/>
+          <w:bCs/>
+        </w:rPr>
+        <w:t xml:space="preserve">Правка вручную</w:t>
+      </w:r>
+      <w:r>
+        <w:t xml:space="preserve">: двойной щелчок по обозначению или наименованию в дереве. Изменения сначала только подсвечиваются синим.</w:t>
+      </w:r>
+    </w:p>
+    <w:p>
+      <w:pPr>
+        <w:pStyle w:val="ListParagraph"/>
+        <w:numPr>
+          <w:ilvl w:val="0"/>
+          <w:numId w:val="2"/>
+        </w:numPr>
+      </w:pPr>
+      <w:r>
+        <w:rPr>
+          <w:b/>
+          <w:bCs/>
+        </w:rPr>
+        <w:t xml:space="preserve">«Применить схему»</w:t>
+      </w:r>
+      <w:r>
+        <w:t xml:space="preserve"> пересчитывает обозначения всего изделия по дереву.</w:t>
+      </w:r>
+    </w:p>
+    <w:p>
+      <w:pPr>
+        <w:pStyle w:val="ListParagraph"/>
+        <w:numPr>
+          <w:ilvl w:val="0"/>
+          <w:numId w:val="2"/>
+        </w:numPr>
+      </w:pPr>
+      <w:r>
+        <w:rPr>
+          <w:b/>
+          <w:bCs/>
+        </w:rPr>
+        <w:t xml:space="preserve">Групповая правка</w:t>
+      </w:r>
+      <w:r>
+        <w:t xml:space="preserve">: выделите несколько строк (Ctrl или Shift + щелчок), правой кнопкой — </w:t>
+      </w:r>
+      <w:r>
+        <w:rPr>
+          <w:b/>
+          <w:bCs/>
+        </w:rPr>
+        <w:t xml:space="preserve">«Изменить выделенные…»</w:t>
+      </w:r>
+      <w:r>
+        <w:t xml:space="preserve">: наименование — заменить текст, добавить в начало или в конец, задать одинаковое; обозначение — найти и заменить. В окне сразу видно, что получится.</w:t>
+      </w:r>
+    </w:p>
+    <w:p>
+      <w:pPr>
+        <w:pStyle w:val="ListParagraph"/>
+        <w:numPr>
+          <w:ilvl w:val="0"/>
+          <w:numId w:val="2"/>
+        </w:numPr>
+      </w:pPr>
+      <w:r>
+        <w:rPr>
+          <w:b/>
+          <w:bCs/>
+        </w:rPr>
+        <w:t xml:space="preserve">«Найти и заменить»</w:t>
+      </w:r>
+      <w:r>
+        <w:t xml:space="preserve"> (Ctrl+H) — массовая замена в наименованиях или обозначениях, во всём изделии или в выделенной сборке.</w:t>
+      </w:r>
+    </w:p>
+    <w:p>
+      <w:pPr>
+        <w:pStyle w:val="ListParagraph"/>
+        <w:numPr>
+          <w:ilvl w:val="0"/>
+          <w:numId w:val="2"/>
+        </w:numPr>
+      </w:pPr>
+      <w:r>
+        <w:t xml:space="preserve">Правой кнопкой: </w:t>
+      </w:r>
+      <w:r>
+        <w:rPr>
+          <w:b/>
+          <w:bCs/>
+        </w:rPr>
+        <w:t xml:space="preserve">«Закрепить номер»</w:t>
+      </w:r>
+      <w:r>
+        <w:t xml:space="preserve"> — автонумерация не будет его трогать; </w:t>
+      </w:r>
+      <w:r>
+        <w:rPr>
+          <w:b/>
+          <w:bCs/>
+        </w:rPr>
+        <w:t xml:space="preserve">«Не нумеровать»</w:t>
+      </w:r>
+      <w:r>
+        <w:t xml:space="preserve"> — для стандартных и покупных изделий.</w:t>
+      </w:r>
+    </w:p>
+    <w:p>
+      <w:pPr>
+        <w:pStyle w:val="ListParagraph"/>
+        <w:numPr>
+          <w:ilvl w:val="0"/>
+          <w:numId w:val="2"/>
+        </w:numPr>
+      </w:pPr>
+      <w:r>
+        <w:rPr>
+          <w:b/>
+          <w:bCs/>
+        </w:rPr>
+        <w:t xml:space="preserve">Только часть изделия</w:t>
+      </w:r>
+      <w:r>
+        <w:t xml:space="preserve">: правой кнопкой на сборке — «Переобозначить только эту ветку…», или выделить несколько строк — «Переобозначить выделенные ветки…». Остальные ожидающие изменения остаются.</w:t>
+      </w:r>
+    </w:p>
+    <w:p>
+      <w:pPr>
+        <w:pStyle w:val="ListParagraph"/>
+        <w:numPr>
+          <w:ilvl w:val="0"/>
+          <w:numId w:val="2"/>
+        </w:numPr>
+      </w:pPr>
+      <w:r>
+        <w:rPr>
+          <w:b/>
+          <w:bCs/>
+        </w:rPr>
+        <w:t xml:space="preserve">«Переобозначить» (Ctrl+Enter)</w:t>
+      </w:r>
+      <w:r>
+        <w:t xml:space="preserve"> показывает таблицу «было → стало» по всем файлам: модели, их чертежи и спецификации, документы со ссылками. После подтверждения программа переименовывает файлы, пишет свойства и штампы и перепривязывает ссылки.</w:t>
+      </w:r>
+    </w:p>
+    <w:p>
+      <w:pPr>
+        <w:pStyle w:val="ListParagraph"/>
+        <w:numPr>
+          <w:ilvl w:val="0"/>
+          <w:numId w:val="2"/>
+        </w:numPr>
+      </w:pPr>
+      <w:r>
+        <w:t xml:space="preserve">Откат — «Обозначения → Откатить последнее переобозначение».</w:t>
       </w:r>
     </w:p>
     <w:p>
@@ -3728,88 +3607,273 @@
         <w:pStyle w:val="Heading2"/>
       </w:pPr>
       <w:r>
-        <w:t xml:space="preserve">4.7. Создать уровень выше</w:t>
-      </w:r>
-    </w:p>
-    <w:p>
-      <w:r>
-        <w:t xml:space="preserve">На головной сборке изделия — правой кнопкой </w:t>
-      </w:r>
-      <w:r>
-        <w:rPr>
-          <w:b/>
-          <w:bCs/>
-        </w:rPr>
-        <w:t xml:space="preserve">«Создать уровень выше…»</w:t>
-      </w:r>
-      <w:r>
-        <w:t xml:space="preserve">: задайте обозначение и наименование новой сборки. Программа создаст её в папке изделия и вставит в неё текущее изделие </w:t>
-      </w:r>
-      <w:r>
-        <w:rPr>
-          <w:b/>
-          <w:bCs/>
-        </w:rPr>
-        <w:t xml:space="preserve">как есть, без переименования и перенумерации</w:t>
-      </w:r>
-      <w:r>
-        <w:t xml:space="preserve">. Дальше в новую головную сборку можно встраивать другие изделия — например, перетащить их из разделов (п. 4.5) и библиотечные элементы (п. 3.3).</w:t>
-      </w:r>
-    </w:p>
-    <w:p>
-      <w:pPr>
-        <w:pStyle w:val="Heading2"/>
-      </w:pPr>
-      <w:r>
-        <w:t xml:space="preserve">4.8. Автономность и передача проекта</w:t>
-      </w:r>
-    </w:p>
-    <w:p>
-      <w:pPr>
-        <w:pStyle w:val="ListParagraph"/>
-        <w:numPr>
-          <w:ilvl w:val="0"/>
-          <w:numId w:val="2"/>
-        </w:numPr>
-      </w:pPr>
-      <w:r>
-        <w:rPr>
-          <w:b/>
-          <w:bCs/>
-        </w:rPr>
-        <w:t xml:space="preserve">«Проект → Сделать изделие автономным…»</w:t>
-      </w:r>
-      <w:r>
-        <w:t xml:space="preserve">: все файлы, на которые изделие ссылается вне своей папки (библиотека, другие проекты), копируются в изделие — в папку той сборки (чертежа, спецификации), которая на них ссылается, один файл на всё изделие; ссылки перепривязываются. После этого в проверках нет ссылок «за пределы папки».</w:t>
-      </w:r>
-    </w:p>
-    <w:p>
-      <w:pPr>
-        <w:pStyle w:val="ListParagraph"/>
-        <w:numPr>
-          <w:ilvl w:val="0"/>
-          <w:numId w:val="2"/>
-        </w:numPr>
-      </w:pPr>
-      <w:r>
-        <w:rPr>
-          <w:b/>
-          <w:bCs/>
-        </w:rPr>
-        <w:t xml:space="preserve">«Проект → Архивировать изделие…»</w:t>
-      </w:r>
-      <w:r>
-        <w:t xml:space="preserve">: zip папки изделия только с актуальными файлами — </w:t>
-      </w:r>
-      <w:r>
-        <w:rPr>
-          <w:b/>
-          <w:bCs/>
-        </w:rPr>
-        <w:t xml:space="preserve">без</w:t>
-      </w:r>
-      <w:r>
-        <w:t xml:space="preserve"> </w:t>
+        <w:t xml:space="preserve">4.5. Встроить одно изделие (или узел) в другое</w:t>
+      </w:r>
+    </w:p>
+    <w:p>
+      <w:r>
+        <w:t xml:space="preserve">Встроить можно тремя способами — результат одинаковый.</w:t>
+      </w:r>
+    </w:p>
+    <w:p>
+      <w:r>
+        <w:rPr>
+          <w:b/>
+          <w:bCs/>
+        </w:rPr>
+        <w:t xml:space="preserve">Перетаскиванием.</w:t>
+      </w:r>
+      <w:r>
+        <w:t xml:space="preserve"> Возьмите мышью и бросьте на сборку в дереве изделия в центре:</w:t>
+      </w:r>
+    </w:p>
+    <w:p>
+      <w:pPr>
+        <w:pStyle w:val="ListParagraph"/>
+        <w:numPr>
+          <w:ilvl w:val="0"/>
+          <w:numId w:val="2"/>
+        </w:numPr>
+      </w:pPr>
+      <w:r>
+        <w:t xml:space="preserve">изделие (жирная папка) из разделов слева или из разделов справа — встраивается его головная сборка, то есть всё изделие (если головных сборок несколько, программа спросит, какую);</w:t>
+      </w:r>
+    </w:p>
+    <w:p>
+      <w:pPr>
+        <w:pStyle w:val="ListParagraph"/>
+        <w:numPr>
+          <w:ilvl w:val="0"/>
+          <w:numId w:val="2"/>
+        </w:numPr>
+      </w:pPr>
+      <w:r>
+        <w:t xml:space="preserve">сборку или деталь из состава изделия-источника справа (вкладка «Изделия»);</w:t>
+      </w:r>
+    </w:p>
+    <w:p>
+      <w:pPr>
+        <w:pStyle w:val="ListParagraph"/>
+        <w:numPr>
+          <w:ilvl w:val="0"/>
+          <w:numId w:val="2"/>
+        </w:numPr>
+      </w:pPr>
+      <w:r>
+        <w:t xml:space="preserve">сборку или деталь из самого дерева проекта — в другую сборку.</w:t>
+      </w:r>
+    </w:p>
+    <w:p>
+      <w:r>
+        <w:t xml:space="preserve">Если бросить на деталь — вставка пойдёт в её сборку.</w:t>
+      </w:r>
+    </w:p>
+    <w:p>
+      <w:r>
+        <w:rPr>
+          <w:b/>
+          <w:bCs/>
+        </w:rPr>
+        <w:t xml:space="preserve">Ctrl+C / Ctrl+V.</w:t>
+      </w:r>
+      <w:r>
+        <w:t xml:space="preserve"> Выделите изделие в разделах, узел в составе источника или узел в дереве изделия и нажмите </w:t>
+      </w:r>
+      <w:r>
+        <w:rPr>
+          <w:b/>
+          <w:bCs/>
+        </w:rPr>
+        <w:t xml:space="preserve">Ctrl+C</w:t>
+      </w:r>
+      <w:r>
+        <w:t xml:space="preserve"> (или правой кнопкой «Копировать узел» / «Копировать изделие для вставки в сборку»). Затем выделите сборку в дереве изделия и нажмите </w:t>
+      </w:r>
+      <w:r>
+        <w:rPr>
+          <w:b/>
+          <w:bCs/>
+        </w:rPr>
+        <w:t xml:space="preserve">Ctrl+V</w:t>
+      </w:r>
+      <w:r>
+        <w:t xml:space="preserve"> (или правой кнопкой «Вставить … в …»). Скопированное запоминается, его можно вставить несколько раз.</w:t>
+      </w:r>
+    </w:p>
+    <w:p>
+      <w:r>
+        <w:rPr>
+          <w:b/>
+          <w:bCs/>
+        </w:rPr>
+        <w:t xml:space="preserve">Кнопкой.</w:t>
+      </w:r>
+      <w:r>
+        <w:t xml:space="preserve"> Справа, вкладка «Изделия»: щёлкните по изделию-источнику, выделите в его составе сборку или деталь и нажмите </w:t>
+      </w:r>
+      <w:r>
+        <w:rPr>
+          <w:b/>
+          <w:bCs/>
+        </w:rPr>
+        <w:t xml:space="preserve">«← Вставить в выделенную сборку»</w:t>
+      </w:r>
+      <w:r>
+        <w:t xml:space="preserve"> (или двойной щелчок).</w:t>
+      </w:r>
+    </w:p>
+    <w:p>
+      <w:r>
+        <w:t xml:space="preserve">Первый раз программа читает файлы изделия-источника через КОМПАС, затем его состав появится справа.</w:t>
+      </w:r>
+    </w:p>
+    <w:p>
+      <w:r>
+        <w:rPr>
+          <w:b/>
+          <w:bCs/>
+        </w:rPr>
+        <w:t xml:space="preserve">Из другого проекта</w:t>
+      </w:r>
+      <w:r>
+        <w:t xml:space="preserve"> программа спросит:</w:t>
+      </w:r>
+    </w:p>
+    <w:p>
+      <w:pPr>
+        <w:pStyle w:val="ListParagraph"/>
+        <w:numPr>
+          <w:ilvl w:val="0"/>
+          <w:numId w:val="2"/>
+        </w:numPr>
+      </w:pPr>
+      <w:r>
+        <w:rPr>
+          <w:b/>
+          <w:bCs/>
+        </w:rPr>
+        <w:t xml:space="preserve">«Вставить и пронумеровать по схеме»</w:t>
+      </w:r>
+      <w:r>
+        <w:t xml:space="preserve"> — после вставки узел получает следующие свободные обозначения по схеме текущего изделия; они показываются синим, проверьте и нажмите «Переобозначить» — файлы, свойства, штампы обновятся;</w:t>
+      </w:r>
+    </w:p>
+    <w:p>
+      <w:pPr>
+        <w:pStyle w:val="ListParagraph"/>
+        <w:numPr>
+          <w:ilvl w:val="0"/>
+          <w:numId w:val="2"/>
+        </w:numPr>
+      </w:pPr>
+      <w:r>
+        <w:rPr>
+          <w:b/>
+          <w:bCs/>
+        </w:rPr>
+        <w:t xml:space="preserve">«Вставить без изменения обозначений»</w:t>
+      </w:r>
+      <w:r>
+        <w:t xml:space="preserve"> — обозначения остаются как в источнике.</w:t>
+      </w:r>
+    </w:p>
+    <w:p>
+      <w:r>
+        <w:t xml:space="preserve">Файлы узла (модели, чертежи, спецификации) копируются в папку выбранной сборки с сохранением своей раскладки (если имена заняты — в подпапку с именем узла); библиотечные и другие внешние файлы узла тоже копируются в изделие; все ссылки перепривязываются — </w:t>
+      </w:r>
+      <w:r>
+        <w:rPr>
+          <w:b/>
+          <w:bCs/>
+        </w:rPr>
+        <w:t xml:space="preserve">узел полностью отвязан от исходных файлов</w:t>
+      </w:r>
+      <w:r>
+        <w:t xml:space="preserve">. Источник не меняется.</w:t>
+      </w:r>
+    </w:p>
+    <w:p>
+      <w:r>
+        <w:rPr>
+          <w:b/>
+          <w:bCs/>
+        </w:rPr>
+        <w:t xml:space="preserve">Внутри открытого проекта</w:t>
+      </w:r>
+      <w:r>
+        <w:t xml:space="preserve"> (узел из дерева, изделие этого же проекта из разделов) программа каждый раз спросит:</w:t>
+      </w:r>
+    </w:p>
+    <w:p>
+      <w:pPr>
+        <w:pStyle w:val="ListParagraph"/>
+        <w:numPr>
+          <w:ilvl w:val="0"/>
+          <w:numId w:val="2"/>
+        </w:numPr>
+      </w:pPr>
+      <w:r>
+        <w:rPr>
+          <w:b/>
+          <w:bCs/>
+        </w:rPr>
+        <w:t xml:space="preserve">«Перенести»</w:t>
+      </w:r>
+      <w:r>
+        <w:t xml:space="preserve"> (если узел взят из сборки) — убрать одно вхождение из прежней сборки и добавить в новую;</w:t>
+      </w:r>
+    </w:p>
+    <w:p>
+      <w:pPr>
+        <w:pStyle w:val="ListParagraph"/>
+        <w:numPr>
+          <w:ilvl w:val="0"/>
+          <w:numId w:val="2"/>
+        </w:numPr>
+      </w:pPr>
+      <w:r>
+        <w:rPr>
+          <w:b/>
+          <w:bCs/>
+        </w:rPr>
+        <w:t xml:space="preserve">«Ещё одно вхождение»</w:t>
+      </w:r>
+      <w:r>
+        <w:t xml:space="preserve"> / </w:t>
+      </w:r>
+      <w:r>
+        <w:rPr>
+          <w:b/>
+          <w:bCs/>
+        </w:rPr>
+        <w:t xml:space="preserve">«Включить ссылкой»</w:t>
+      </w:r>
+      <w:r>
+        <w:t xml:space="preserve"> (для другого изделия проекта) — в сборку добавляется тот же файл, ничего не копируется; изменения узла будут видны во всех местах, где он стоит;</w:t>
+      </w:r>
+    </w:p>
+    <w:p>
+      <w:pPr>
+        <w:pStyle w:val="ListParagraph"/>
+        <w:numPr>
+          <w:ilvl w:val="0"/>
+          <w:numId w:val="2"/>
+        </w:numPr>
+      </w:pPr>
+      <w:r>
+        <w:rPr>
+          <w:b/>
+          <w:bCs/>
+        </w:rPr>
+        <w:t xml:space="preserve">«Независимая копия»</w:t>
+      </w:r>
+      <w:r>
+        <w:t xml:space="preserve"> — файлы узла копируются и получают новые номера по схеме (показываются синим → «Переобозначить»); копию можно менять отдельно.</w:t>
+      </w:r>
+    </w:p>
+    <w:p>
+      <w:r>
+        <w:t xml:space="preserve">Вставить сборку саму в себя или в собственный узел нельзя. Перед изменением сборка копируется в </w:t>
       </w:r>
       <w:r>
         <w:rPr>
@@ -3817,10 +3881,199 @@
           <w:sz w:val="20"/>
           <w:szCs w:val="20"/>
         </w:rPr>
-        <w:t xml:space="preserve">_versions</w:t>
-      </w:r>
-      <w:r>
-        <w:t xml:space="preserve">, </w:t>
+        <w:t xml:space="preserve">_backup</w:t>
+      </w:r>
+      <w:r>
+        <w:t xml:space="preserve">.</w:t>
+      </w:r>
+    </w:p>
+    <w:p>
+      <w:pPr>
+        <w:pStyle w:val="Heading2"/>
+      </w:pPr>
+      <w:r>
+        <w:t xml:space="preserve">4.6. Скопировать изделие или проект целиком</w:t>
+      </w:r>
+    </w:p>
+    <w:p>
+      <w:pPr>
+        <w:pStyle w:val="ListParagraph"/>
+        <w:numPr>
+          <w:ilvl w:val="0"/>
+          <w:numId w:val="12"/>
+        </w:numPr>
+      </w:pPr>
+      <w:r>
+        <w:t xml:space="preserve">В дереве слева правой кнопкой на папке выберите </w:t>
+      </w:r>
+      <w:r>
+        <w:rPr>
+          <w:b/>
+          <w:bCs/>
+        </w:rPr>
+        <w:t xml:space="preserve">«Копировать папку»</w:t>
+      </w:r>
+      <w:r>
+        <w:t xml:space="preserve">, затем правой кнопкой на папке назначения — </w:t>
+      </w:r>
+      <w:r>
+        <w:rPr>
+          <w:b/>
+          <w:bCs/>
+        </w:rPr>
+        <w:t xml:space="preserve">«Вставить папку»</w:t>
+      </w:r>
+      <w:r>
+        <w:t xml:space="preserve">.</w:t>
+      </w:r>
+    </w:p>
+    <w:p>
+      <w:pPr>
+        <w:pStyle w:val="ListParagraph"/>
+        <w:numPr>
+          <w:ilvl w:val="0"/>
+          <w:numId w:val="12"/>
+        </w:numPr>
+      </w:pPr>
+      <w:r>
+        <w:t xml:space="preserve">После вставки программа сама проверит ссылки копии и перепривяжет те, что вели в оригинал. Обычно КОМПАС находит файлы копии сам, и перепривязывать нечего.</w:t>
+      </w:r>
+    </w:p>
+    <w:p>
+      <w:pPr>
+        <w:pStyle w:val="ListParagraph"/>
+        <w:numPr>
+          <w:ilvl w:val="0"/>
+          <w:numId w:val="12"/>
+        </w:numPr>
+      </w:pPr>
+      <w:r>
+        <w:t xml:space="preserve">Чтобы сделать из копии новое изделие с новым кодом: откройте копию, «Обозначения → Схема обозначения…», задайте новый код, затем «Применить схему» и «Переобозначить».</w:t>
+      </w:r>
+    </w:p>
+    <w:p>
+      <w:pPr>
+        <w:pStyle w:val="Heading2"/>
+      </w:pPr>
+      <w:r>
+        <w:t xml:space="preserve">4.7. Создать уровень выше</w:t>
+      </w:r>
+    </w:p>
+    <w:p>
+      <w:r>
+        <w:t xml:space="preserve">На головной сборке изделия — правой кнопкой </w:t>
+      </w:r>
+      <w:r>
+        <w:rPr>
+          <w:b/>
+          <w:bCs/>
+        </w:rPr>
+        <w:t xml:space="preserve">«Создать уровень выше…»</w:t>
+      </w:r>
+      <w:r>
+        <w:t xml:space="preserve">: задайте обозначение и наименование новой сборки. Программа создаст её в папке изделия и вставит в неё текущее изделие </w:t>
+      </w:r>
+      <w:r>
+        <w:rPr>
+          <w:b/>
+          <w:bCs/>
+        </w:rPr>
+        <w:t xml:space="preserve">как есть, без переименования и перенумерации</w:t>
+      </w:r>
+      <w:r>
+        <w:t xml:space="preserve">. Дальше в новую головную сборку можно встраивать другие изделия — например, перетащить их из разделов (п. 4.5) и библиотечные элементы (п. 3.3).</w:t>
+      </w:r>
+    </w:p>
+    <w:p>
+      <w:pPr>
+        <w:pStyle w:val="Heading2"/>
+      </w:pPr>
+      <w:r>
+        <w:t xml:space="preserve">4.8. Автономность и передача проекта</w:t>
+      </w:r>
+    </w:p>
+    <w:p>
+      <w:pPr>
+        <w:pStyle w:val="ListParagraph"/>
+        <w:numPr>
+          <w:ilvl w:val="0"/>
+          <w:numId w:val="2"/>
+        </w:numPr>
+      </w:pPr>
+      <w:r>
+        <w:rPr>
+          <w:b/>
+          <w:bCs/>
+        </w:rPr>
+        <w:t xml:space="preserve">«Проект → Сделать проект автономным…»</w:t>
+      </w:r>
+      <w:r>
+        <w:t xml:space="preserve">: все файлы, на которые проект ссылается вне своей папки (библиотека, другие проекты), копируются в проект — в папку той сборки (чертежа, спецификации), которая на них ссылается, один файл на весь проект; ссылки перепривязываются. После этого в проверках нет ссылок «за пределы папки».</w:t>
+      </w:r>
+    </w:p>
+    <w:p>
+      <w:pPr>
+        <w:pStyle w:val="ListParagraph"/>
+        <w:numPr>
+          <w:ilvl w:val="0"/>
+          <w:numId w:val="2"/>
+        </w:numPr>
+      </w:pPr>
+      <w:r>
+        <w:rPr>
+          <w:b/>
+          <w:bCs/>
+        </w:rPr>
+        <w:t xml:space="preserve">«Проект → Архивировать проект…»</w:t>
+      </w:r>
+      <w:r>
+        <w:t xml:space="preserve">:</w:t>
+      </w:r>
+    </w:p>
+    <w:p>
+      <w:pPr>
+        <w:pStyle w:val="ListParagraph"/>
+        <w:numPr>
+          <w:ilvl w:val="0"/>
+          <w:numId w:val="3"/>
+        </w:numPr>
+      </w:pPr>
+      <w:r>
+        <w:t xml:space="preserve">Окно показывает изделия проекта (головные сборки) с галочками. Снимите галочки с изделий, которые в проект не входят.</w:t>
+      </w:r>
+    </w:p>
+    <w:p>
+      <w:pPr>
+        <w:pStyle w:val="ListParagraph"/>
+        <w:numPr>
+          <w:ilvl w:val="0"/>
+          <w:numId w:val="3"/>
+        </w:numPr>
+      </w:pPr>
+      <w:r>
+        <w:t xml:space="preserve">Ниже — список файлов </w:t>
+      </w:r>
+      <w:r>
+        <w:rPr>
+          <w:b/>
+          <w:bCs/>
+        </w:rPr>
+        <w:t xml:space="preserve">вне структуры</w:t>
+      </w:r>
+      <w:r>
+        <w:t xml:space="preserve">: модели, которые не входят ни в одно отмеченное изделие (удалённые из сборок, разрушенные подсборки, старые варианты), и их чертежи и спецификации.</w:t>
+      </w:r>
+    </w:p>
+    <w:p>
+      <w:pPr>
+        <w:pStyle w:val="ListParagraph"/>
+        <w:numPr>
+          <w:ilvl w:val="0"/>
+          <w:numId w:val="3"/>
+        </w:numPr>
+      </w:pPr>
+      <w:r>
+        <w:t xml:space="preserve">«Убрать в _old и создать архив»: эти файлы переносятся в </w:t>
       </w:r>
       <w:r>
         <w:rPr>
@@ -3828,10 +4081,20 @@
           <w:sz w:val="20"/>
           <w:szCs w:val="20"/>
         </w:rPr>
-        <w:t xml:space="preserve">_backup</w:t>
-      </w:r>
-      <w:r>
-        <w:t xml:space="preserve">, </w:t>
+        <w:t xml:space="preserve">_old</w:t>
+      </w:r>
+      <w:r>
+        <w:t xml:space="preserve"> проекта (вернуть можно оттуда вручную), затем создаётся zip только с актуальными файлами — </w:t>
+      </w:r>
+      <w:r>
+        <w:rPr>
+          <w:b/>
+          <w:bCs/>
+        </w:rPr>
+        <w:t xml:space="preserve">без</w:t>
+      </w:r>
+      <w:r>
+        <w:t xml:space="preserve"> </w:t>
       </w:r>
       <w:r>
         <w:rPr>
@@ -3839,10 +4102,44 @@
           <w:sz w:val="20"/>
           <w:szCs w:val="20"/>
         </w:rPr>
+        <w:t xml:space="preserve">_versions</w:t>
+      </w:r>
+      <w:r>
+        <w:t xml:space="preserve">, </w:t>
+      </w:r>
+      <w:r>
+        <w:rPr>
+          <w:rFonts w:ascii="Consolas" w:cs="Consolas" w:eastAsia="Consolas" w:hAnsi="Consolas"/>
+          <w:sz w:val="20"/>
+          <w:szCs w:val="20"/>
+        </w:rPr>
+        <w:t xml:space="preserve">_backup</w:t>
+      </w:r>
+      <w:r>
+        <w:t xml:space="preserve">, </w:t>
+      </w:r>
+      <w:r>
+        <w:rPr>
+          <w:rFonts w:ascii="Consolas" w:cs="Consolas" w:eastAsia="Consolas" w:hAnsi="Consolas"/>
+          <w:sz w:val="20"/>
+          <w:szCs w:val="20"/>
+        </w:rPr>
         <w:t xml:space="preserve">_old</w:t>
       </w:r>
       <w:r>
-        <w:t xml:space="preserve">. Если изделие ещё не автономно, программа предложит сначала сделать его автономным. Такой архив можно передать целиком: у получателя всё откроется со всеми связями.</w:t>
+        <w:t xml:space="preserve">.</w:t>
+      </w:r>
+    </w:p>
+    <w:p>
+      <w:pPr>
+        <w:pStyle w:val="ListParagraph"/>
+        <w:numPr>
+          <w:ilvl w:val="0"/>
+          <w:numId w:val="3"/>
+        </w:numPr>
+      </w:pPr>
+      <w:r>
+        <w:t xml:space="preserve">Если проект ещё не автономен, программа сначала предложит сделать его автономным. Такой архив можно передать целиком: у получателя всё откроется со всеми связями.</w:t>
       </w:r>
     </w:p>
     <w:p>
@@ -3900,6 +4197,30 @@
       </w:pPr>
       <w:r>
         <w:t xml:space="preserve">Вставка существующих изделий и библиотечных элементов прямо в редакторе новой структуры — следующая доработка (сейчас: создать структуру, затем перетащить или вставить через Ctrl+V, п. 4.5).</w:t>
+      </w:r>
+    </w:p>
+    <w:p>
+      <w:pPr>
+        <w:pStyle w:val="ListParagraph"/>
+        <w:numPr>
+          <w:ilvl w:val="0"/>
+          <w:numId w:val="2"/>
+        </w:numPr>
+      </w:pPr>
+      <w:r>
+        <w:t xml:space="preserve">Объединение, разрушение и перенос положений компонентов (матрица положения из КОМПАСа) на реальном КОМПАСе ещё не проверялись. Если компоненты встанут не туда — отмените Ctrl+Z и пришлите журнал.</w:t>
+      </w:r>
+    </w:p>
+    <w:p>
+      <w:pPr>
+        <w:pStyle w:val="ListParagraph"/>
+        <w:numPr>
+          <w:ilvl w:val="0"/>
+          <w:numId w:val="2"/>
+        </w:numPr>
+      </w:pPr>
+      <w:r>
+        <w:t xml:space="preserve">Работа прямо в открытой в КОМПАСе сборке — новая; если КОМПАС откажется менять открытую сборку, закройте её и повторите.</w:t>
       </w:r>
     </w:p>
     <w:p>
